--- a/Pro(众测开放中)/src/testModule/SKRoot模开发指南.docx
+++ b/Pro(众测开放中)/src/testModule/SKRoot模开发指南.docx
@@ -2490,7 +2490,7 @@
           <w:iCs/>
           <w:sz w:val="24"/>
         </w:rPr>
-        <w:t>等内核接口实现。</w:t>
+        <w:t>等内核接口。</w:t>
       </w:r>
     </w:p>
     <w:p>
@@ -2518,7 +2518,7 @@
           <w:iCs/>
           <w:sz w:val="24"/>
         </w:rPr>
-        <w:t>*跨内核偏移支持</w:t>
+        <w:t>*跨内核偏移</w:t>
       </w:r>
       <w:r>
         <w:rPr>
@@ -2527,7 +2527,43 @@
           <w:iCs/>
           <w:sz w:val="24"/>
         </w:rPr>
+        <w:t>获取</w:t>
+      </w:r>
+      <w:r>
+        <w:rPr>
+          <w:rFonts w:ascii="微软雅黑" w:eastAsia="微软雅黑" w:hAnsi="微软雅黑" w:hint="eastAsia"/>
+          <w:i/>
+          <w:iCs/>
+          <w:sz w:val="24"/>
+        </w:rPr>
+        <w:t>支持</w:t>
+      </w:r>
+      <w:r>
+        <w:rPr>
+          <w:rFonts w:ascii="微软雅黑" w:eastAsia="微软雅黑" w:hAnsi="微软雅黑" w:hint="eastAsia"/>
+          <w:i/>
+          <w:iCs/>
+          <w:sz w:val="24"/>
+        </w:rPr>
+        <w:t>的</w:t>
+      </w:r>
+      <w:r>
+        <w:rPr>
+          <w:rFonts w:ascii="微软雅黑" w:eastAsia="微软雅黑" w:hAnsi="微软雅黑" w:hint="eastAsia"/>
+          <w:i/>
+          <w:iCs/>
+          <w:sz w:val="24"/>
+        </w:rPr>
         <w:t>版本</w:t>
+      </w:r>
+      <w:r>
+        <w:rPr>
+          <w:rFonts w:ascii="微软雅黑" w:eastAsia="微软雅黑" w:hAnsi="微软雅黑" w:hint="eastAsia"/>
+          <w:i/>
+          <w:iCs/>
+          <w:sz w:val="24"/>
+        </w:rPr>
+        <w:t>：</w:t>
       </w:r>
       <w:r>
         <w:rPr>
@@ -2644,31 +2680,57 @@
         <w:ind w:firstLineChars="0"/>
         <w:rPr>
           <w:rStyle w:val="aa"/>
+          <w:rFonts w:asciiTheme="minorEastAsia" w:hAnsiTheme="minorEastAsia"/>
+          <w:sz w:val="28"/>
+          <w:szCs w:val="28"/>
+        </w:rPr>
+      </w:pPr>
+      <w:proofErr w:type="spellStart"/>
+      <w:r>
+        <w:rPr>
+          <w:rStyle w:val="aa"/>
           <w:rFonts w:asciiTheme="minorEastAsia" w:hAnsiTheme="minorEastAsia" w:hint="eastAsia"/>
           <w:sz w:val="28"/>
           <w:szCs w:val="28"/>
         </w:rPr>
-      </w:pPr>
+        <w:t>Hellow</w:t>
+      </w:r>
+      <w:proofErr w:type="spellEnd"/>
+      <w:r>
+        <w:rPr>
+          <w:rStyle w:val="aa"/>
+          <w:rFonts w:asciiTheme="minorEastAsia" w:hAnsiTheme="minorEastAsia" w:hint="eastAsia"/>
+          <w:sz w:val="28"/>
+          <w:szCs w:val="28"/>
+        </w:rPr>
+        <w:t xml:space="preserve"> World工程</w:t>
+      </w:r>
+    </w:p>
+    <w:p>
+      <w:pPr>
+        <w:pStyle w:val="a7"/>
+        <w:numPr>
+          <w:ilvl w:val="2"/>
+          <w:numId w:val="10"/>
+        </w:numPr>
+        <w:ind w:firstLineChars="0"/>
+        <w:rPr>
+          <w:rStyle w:val="aa"/>
+          <w:rFonts w:asciiTheme="minorEastAsia" w:hAnsiTheme="minorEastAsia" w:hint="eastAsia"/>
+          <w:sz w:val="28"/>
+          <w:szCs w:val="28"/>
+        </w:rPr>
+      </w:pPr>
+      <w:r>
+        <w:rPr>
+          <w:rStyle w:val="aa"/>
+          <w:rFonts w:asciiTheme="minorEastAsia" w:hAnsiTheme="minorEastAsia" w:hint="eastAsia"/>
+          <w:sz w:val="28"/>
+          <w:szCs w:val="28"/>
+        </w:rPr>
+        <w:t>在</w:t>
+      </w:r>
       <w:proofErr w:type="spellStart"/>
-      <w:r>
-        <w:rPr>
-          <w:rStyle w:val="aa"/>
-          <w:rFonts w:asciiTheme="minorEastAsia" w:hAnsiTheme="minorEastAsia" w:hint="eastAsia"/>
-          <w:sz w:val="28"/>
-          <w:szCs w:val="28"/>
-        </w:rPr>
-        <w:t>Hellow</w:t>
-      </w:r>
-      <w:proofErr w:type="spellEnd"/>
-      <w:r>
-        <w:rPr>
-          <w:rStyle w:val="aa"/>
-          <w:rFonts w:asciiTheme="minorEastAsia" w:hAnsiTheme="minorEastAsia" w:hint="eastAsia"/>
-          <w:sz w:val="28"/>
-          <w:szCs w:val="28"/>
-        </w:rPr>
-        <w:t xml:space="preserve"> World工程</w:t>
-      </w:r>
       <w:r>
         <w:rPr>
           <w:rStyle w:val="aa"/>
@@ -2677,8 +2739,20 @@
           <w:sz w:val="28"/>
           <w:szCs w:val="28"/>
         </w:rPr>
-        <w:t>（</w:t>
-      </w:r>
+        <w:t>testModule</w:t>
+      </w:r>
+      <w:proofErr w:type="spellEnd"/>
+      <w:r>
+        <w:rPr>
+          <w:rStyle w:val="aa"/>
+          <w:rFonts w:asciiTheme="minorEastAsia" w:hAnsiTheme="minorEastAsia" w:hint="eastAsia"/>
+          <w:color w:val="C00000"/>
+          <w:sz w:val="28"/>
+          <w:szCs w:val="28"/>
+        </w:rPr>
+        <w:t>/</w:t>
+      </w:r>
+      <w:proofErr w:type="spellStart"/>
       <w:r>
         <w:rPr>
           <w:rStyle w:val="aa"/>
@@ -2687,17 +2761,17 @@
           <w:sz w:val="28"/>
           <w:szCs w:val="28"/>
         </w:rPr>
-        <w:t>module_hello_world.cpp</w:t>
-      </w:r>
+        <w:t>module_hello_world</w:t>
+      </w:r>
+      <w:proofErr w:type="spellEnd"/>
       <w:r>
         <w:rPr>
           <w:rStyle w:val="aa"/>
           <w:rFonts w:asciiTheme="minorEastAsia" w:hAnsiTheme="minorEastAsia" w:hint="eastAsia"/>
-          <w:color w:val="C00000"/>
-          <w:sz w:val="28"/>
-          <w:szCs w:val="28"/>
-        </w:rPr>
-        <w:t>）</w:t>
+          <w:sz w:val="28"/>
+          <w:szCs w:val="28"/>
+        </w:rPr>
+        <w:t>目录</w:t>
       </w:r>
     </w:p>
     <w:p>
@@ -3135,6 +3209,7 @@
           <w:iCs/>
           <w:sz w:val="24"/>
         </w:rPr>
+        <w:lastRenderedPageBreak/>
         <w:t>参考项目：</w:t>
       </w:r>
       <w:proofErr w:type="spellStart"/>
@@ -3175,7 +3250,6 @@
           <w:sz w:val="30"/>
           <w:szCs w:val="30"/>
         </w:rPr>
-        <w:lastRenderedPageBreak/>
         <w:t>打包一个具有</w:t>
       </w:r>
       <w:r>
@@ -3600,6 +3674,7 @@
           <w:iCs/>
           <w:sz w:val="24"/>
         </w:rPr>
+        <w:lastRenderedPageBreak/>
         <w:t>两种实现方法可并存。</w:t>
       </w:r>
       <w:r>
@@ -3655,7 +3730,6 @@
           <w:sz w:val="30"/>
           <w:szCs w:val="30"/>
         </w:rPr>
-        <w:lastRenderedPageBreak/>
         <w:t>打包一个附带</w:t>
       </w:r>
       <w:r>
@@ -6245,6 +6319,7 @@
   <w:style w:type="character" w:default="1" w:styleId="a0">
     <w:name w:val="Default Paragraph Font"/>
     <w:uiPriority w:val="1"/>
+    <w:semiHidden/>
     <w:unhideWhenUsed/>
   </w:style>
   <w:style w:type="table" w:default="1" w:styleId="a1">

--- a/Pro(众测开放中)/src/testModule/SKRoot模开发指南.docx
+++ b/Pro(众测开放中)/src/testModule/SKRoot模开发指南.docx
@@ -10,7 +10,6 @@
           <w:rFonts w:hint="eastAsia"/>
         </w:rPr>
       </w:pPr>
-      <w:proofErr w:type="spellStart"/>
       <w:r>
         <w:rPr>
           <w:rFonts w:hint="eastAsia"/>
@@ -21,14 +20,7 @@
         <w:rPr>
           <w:rFonts w:hint="eastAsia"/>
         </w:rPr>
-        <w:t>KRoot</w:t>
-      </w:r>
-      <w:proofErr w:type="spellEnd"/>
-      <w:r>
-        <w:rPr>
-          <w:rFonts w:hint="eastAsia"/>
-        </w:rPr>
-        <w:t>(Pro) 模块</w:t>
+        <w:t>KRoot(Pro) 模块</w:t>
       </w:r>
       <w:r>
         <w:rPr>
@@ -59,7 +51,6 @@
           <w:szCs w:val="30"/>
         </w:rPr>
       </w:pPr>
-      <w:proofErr w:type="spellStart"/>
       <w:r>
         <w:rPr>
           <w:rFonts w:ascii="微软雅黑" w:eastAsia="微软雅黑" w:hAnsi="微软雅黑" w:hint="eastAsia"/>
@@ -68,18 +59,171 @@
           <w:sz w:val="30"/>
           <w:szCs w:val="30"/>
         </w:rPr>
-        <w:t>SKRoot</w:t>
-      </w:r>
-      <w:proofErr w:type="spellEnd"/>
-      <w:r>
-        <w:rPr>
-          <w:rFonts w:ascii="微软雅黑" w:eastAsia="微软雅黑" w:hAnsi="微软雅黑" w:hint="eastAsia"/>
+        <w:t>SKRoot模块介绍</w:t>
+      </w:r>
+    </w:p>
+    <w:p>
+      <w:pPr>
+        <w:ind w:firstLine="420"/>
+        <w:rPr>
+          <w:rStyle w:val="aa"/>
+          <w:rFonts w:asciiTheme="minorEastAsia" w:hAnsiTheme="minorEastAsia" w:hint="eastAsia"/>
+          <w:sz w:val="26"/>
+          <w:szCs w:val="26"/>
+        </w:rPr>
+      </w:pPr>
+      <w:r>
+        <w:rPr>
+          <w:rStyle w:val="aa"/>
+          <w:rFonts w:asciiTheme="minorEastAsia" w:hAnsiTheme="minorEastAsia"/>
+          <w:sz w:val="26"/>
+          <w:szCs w:val="26"/>
+        </w:rPr>
+        <w:t xml:space="preserve">SKRoot(Pro) 模块开发风格接近 Linux 内核模块，简单易上手。主要具备以下三大核心优势： </w:t>
+      </w:r>
+    </w:p>
+    <w:p>
+      <w:pPr>
+        <w:ind w:firstLine="420"/>
+        <w:rPr>
+          <w:rStyle w:val="aa"/>
+          <w:rFonts w:asciiTheme="minorEastAsia" w:hAnsiTheme="minorEastAsia" w:hint="eastAsia"/>
+          <w:sz w:val="26"/>
+          <w:szCs w:val="26"/>
+        </w:rPr>
+      </w:pPr>
+      <w:r>
+        <w:rPr>
+          <w:rStyle w:val="aa"/>
+          <w:rFonts w:asciiTheme="minorEastAsia" w:hAnsiTheme="minorEastAsia"/>
+          <w:color w:val="C00000"/>
+          <w:sz w:val="26"/>
+          <w:szCs w:val="26"/>
+        </w:rPr>
+        <w:t>1. 双态</w:t>
+      </w:r>
+      <w:r>
+        <w:rPr>
+          <w:rStyle w:val="aa"/>
+          <w:rFonts w:asciiTheme="minorEastAsia" w:hAnsiTheme="minorEastAsia" w:hint="eastAsia"/>
+          <w:color w:val="C00000"/>
+          <w:sz w:val="26"/>
+          <w:szCs w:val="26"/>
+        </w:rPr>
+        <w:t>切换</w:t>
+      </w:r>
+      <w:r>
+        <w:rPr>
+          <w:rStyle w:val="aa"/>
+          <w:rFonts w:asciiTheme="minorEastAsia" w:hAnsiTheme="minorEastAsia"/>
+          <w:color w:val="C00000"/>
+          <w:sz w:val="26"/>
+          <w:szCs w:val="26"/>
+        </w:rPr>
+        <w:t>执行：</w:t>
+      </w:r>
+      <w:r>
+        <w:rPr>
+          <w:rStyle w:val="aa"/>
+          <w:rFonts w:asciiTheme="minorEastAsia" w:hAnsiTheme="minorEastAsia"/>
+          <w:sz w:val="26"/>
+          <w:szCs w:val="26"/>
+        </w:rPr>
+        <w:t xml:space="preserve"> 支持用户态（EL0）与内核态（EL1）代码自由</w:t>
+      </w:r>
+      <w:r>
+        <w:rPr>
+          <w:rStyle w:val="aa"/>
+          <w:rFonts w:asciiTheme="minorEastAsia" w:hAnsiTheme="minorEastAsia" w:hint="eastAsia"/>
+          <w:sz w:val="26"/>
+          <w:szCs w:val="26"/>
+        </w:rPr>
+        <w:t>切换</w:t>
+      </w:r>
+      <w:r>
+        <w:rPr>
+          <w:rStyle w:val="aa"/>
+          <w:rFonts w:asciiTheme="minorEastAsia" w:hAnsiTheme="minorEastAsia" w:hint="eastAsia"/>
+          <w:sz w:val="26"/>
+          <w:szCs w:val="26"/>
+        </w:rPr>
+        <w:t>执行</w:t>
+      </w:r>
+      <w:r>
+        <w:rPr>
+          <w:rStyle w:val="aa"/>
+          <w:rFonts w:asciiTheme="minorEastAsia" w:hAnsiTheme="minorEastAsia"/>
+          <w:sz w:val="26"/>
+          <w:szCs w:val="26"/>
+        </w:rPr>
+        <w:t>。可直接读写内核内存、调用</w:t>
+      </w:r>
+      <w:r>
+        <w:rPr>
+          <w:rStyle w:val="aa"/>
+          <w:rFonts w:asciiTheme="minorEastAsia" w:hAnsiTheme="minorEastAsia" w:hint="eastAsia"/>
+          <w:sz w:val="26"/>
+          <w:szCs w:val="26"/>
+        </w:rPr>
+        <w:t>内核</w:t>
+      </w:r>
+      <w:r>
+        <w:rPr>
+          <w:rStyle w:val="aa"/>
+          <w:rFonts w:asciiTheme="minorEastAsia" w:hAnsiTheme="minorEastAsia"/>
+          <w:sz w:val="26"/>
+          <w:szCs w:val="26"/>
+        </w:rPr>
+        <w:t>函数。</w:t>
+      </w:r>
+    </w:p>
+    <w:p>
+      <w:pPr>
+        <w:ind w:firstLine="420"/>
+        <w:rPr>
+          <w:rStyle w:val="aa"/>
+          <w:rFonts w:asciiTheme="minorEastAsia" w:hAnsiTheme="minorEastAsia" w:hint="eastAsia"/>
+          <w:sz w:val="26"/>
+          <w:szCs w:val="26"/>
+        </w:rPr>
+      </w:pPr>
+      <w:r>
+        <w:rPr>
+          <w:rStyle w:val="aa"/>
+          <w:rFonts w:asciiTheme="minorEastAsia" w:hAnsiTheme="minorEastAsia"/>
+          <w:color w:val="C00000"/>
+          <w:sz w:val="26"/>
+          <w:szCs w:val="26"/>
+        </w:rPr>
+        <w:t>2. 一次编译，全线通用：</w:t>
+      </w:r>
+      <w:r>
+        <w:rPr>
+          <w:rStyle w:val="aa"/>
+          <w:rFonts w:asciiTheme="minorEastAsia" w:hAnsiTheme="minorEastAsia"/>
+          <w:sz w:val="26"/>
+          <w:szCs w:val="26"/>
+        </w:rPr>
+        <w:t xml:space="preserve"> </w:t>
+      </w:r>
+      <w:r>
+        <w:rPr>
+          <w:rFonts w:asciiTheme="minorEastAsia" w:hAnsiTheme="minorEastAsia"/>
           <w:b/>
           <w:bCs/>
-          <w:sz w:val="30"/>
-          <w:szCs w:val="30"/>
-        </w:rPr>
-        <w:t>模块介绍</w:t>
+          <w:sz w:val="26"/>
+          <w:szCs w:val="26"/>
+        </w:rPr>
+        <w:t>内核偏移由开发 SDK 接口统一提供，一次编译即可跨所有内核通用</w:t>
+      </w:r>
+      <w:r>
+        <w:rPr>
+          <w:rStyle w:val="aa"/>
+          <w:rFonts w:asciiTheme="minorEastAsia" w:hAnsiTheme="minorEastAsia"/>
+          <w:sz w:val="26"/>
+          <w:szCs w:val="26"/>
+        </w:rPr>
+        <w:t>（完美兼容 Linux 3.10 ~ 6.12）。</w:t>
       </w:r>
     </w:p>
     <w:p>
@@ -89,227 +233,128 @@
           <w:rFonts w:asciiTheme="minorEastAsia" w:hAnsiTheme="minorEastAsia" w:hint="eastAsia"/>
           <w:b/>
           <w:bCs/>
-          <w:sz w:val="28"/>
-          <w:szCs w:val="28"/>
-        </w:rPr>
-      </w:pPr>
-      <w:proofErr w:type="spellStart"/>
-      <w:r>
-        <w:rPr>
-          <w:rStyle w:val="aa"/>
-          <w:rFonts w:asciiTheme="minorEastAsia" w:hAnsiTheme="minorEastAsia"/>
-          <w:sz w:val="28"/>
-          <w:szCs w:val="28"/>
-        </w:rPr>
-        <w:t>SKRoot</w:t>
-      </w:r>
-      <w:proofErr w:type="spellEnd"/>
-      <w:r>
-        <w:rPr>
-          <w:rStyle w:val="aa"/>
-          <w:rFonts w:asciiTheme="minorEastAsia" w:hAnsiTheme="minorEastAsia"/>
-          <w:sz w:val="28"/>
-          <w:szCs w:val="28"/>
-        </w:rPr>
-        <w:t>(Pro) 模块</w:t>
+          <w:sz w:val="26"/>
+          <w:szCs w:val="26"/>
+        </w:rPr>
+      </w:pPr>
+      <w:r>
+        <w:rPr>
+          <w:rStyle w:val="aa"/>
+          <w:rFonts w:asciiTheme="minorEastAsia" w:hAnsiTheme="minorEastAsia"/>
+          <w:color w:val="C00000"/>
+          <w:sz w:val="26"/>
+          <w:szCs w:val="26"/>
+        </w:rPr>
+        <w:t xml:space="preserve">3. </w:t>
       </w:r>
       <w:r>
         <w:rPr>
           <w:rFonts w:asciiTheme="minorEastAsia" w:hAnsiTheme="minorEastAsia"/>
           <w:b/>
           <w:bCs/>
-          <w:sz w:val="28"/>
-          <w:szCs w:val="28"/>
-        </w:rPr>
-        <w:t>支持</w:t>
-      </w:r>
-      <w:r>
-        <w:rPr>
-          <w:rStyle w:val="aa"/>
-          <w:rFonts w:asciiTheme="minorEastAsia" w:hAnsiTheme="minorEastAsia"/>
-          <w:sz w:val="28"/>
-          <w:szCs w:val="28"/>
-        </w:rPr>
-        <w:t>在用户态与内核态之间灵活切换</w:t>
-      </w:r>
-      <w:r>
-        <w:rPr>
-          <w:rStyle w:val="aa"/>
-          <w:rFonts w:asciiTheme="minorEastAsia" w:hAnsiTheme="minorEastAsia" w:hint="eastAsia"/>
-          <w:sz w:val="28"/>
-          <w:szCs w:val="28"/>
-        </w:rPr>
-        <w:t>：</w:t>
-      </w:r>
+          <w:color w:val="C00000"/>
+          <w:sz w:val="26"/>
+          <w:szCs w:val="26"/>
+        </w:rPr>
+        <w:t>自</w:t>
+      </w:r>
+      <w:proofErr w:type="gramStart"/>
       <w:r>
         <w:rPr>
           <w:rFonts w:asciiTheme="minorEastAsia" w:hAnsiTheme="minorEastAsia"/>
           <w:b/>
           <w:bCs/>
-          <w:sz w:val="28"/>
-          <w:szCs w:val="28"/>
-        </w:rPr>
-        <w:t>既可以执行 Root 用户层代码，也可以执行内核态代码。其开发风格接近 Linux 内核模块，</w:t>
-      </w:r>
-      <w:r>
-        <w:rPr>
-          <w:rStyle w:val="aa"/>
-          <w:rFonts w:asciiTheme="minorEastAsia" w:hAnsiTheme="minorEastAsia" w:hint="eastAsia"/>
-          <w:sz w:val="28"/>
-          <w:szCs w:val="28"/>
-        </w:rPr>
-        <w:t>简单易上手</w:t>
-      </w:r>
-      <w:r>
-        <w:rPr>
-          <w:rStyle w:val="aa"/>
-          <w:rFonts w:asciiTheme="minorEastAsia" w:hAnsiTheme="minorEastAsia" w:hint="eastAsia"/>
-          <w:sz w:val="28"/>
-          <w:szCs w:val="28"/>
-        </w:rPr>
-        <w:t>。</w:t>
-      </w:r>
-      <w:r>
-        <w:rPr>
-          <w:rStyle w:val="aa"/>
-          <w:rFonts w:asciiTheme="minorEastAsia" w:hAnsiTheme="minorEastAsia"/>
-          <w:sz w:val="28"/>
-          <w:szCs w:val="28"/>
-        </w:rPr>
-        <w:t>通过</w:t>
-      </w:r>
-      <w:proofErr w:type="spellStart"/>
-      <w:r>
-        <w:rPr>
-          <w:rStyle w:val="aa"/>
-          <w:rFonts w:asciiTheme="minorEastAsia" w:hAnsiTheme="minorEastAsia"/>
-          <w:sz w:val="28"/>
-          <w:szCs w:val="28"/>
-        </w:rPr>
-        <w:t>SKRoot</w:t>
-      </w:r>
-      <w:proofErr w:type="spellEnd"/>
-      <w:r>
-        <w:rPr>
-          <w:rStyle w:val="aa"/>
-          <w:rFonts w:asciiTheme="minorEastAsia" w:hAnsiTheme="minorEastAsia"/>
-          <w:sz w:val="28"/>
-          <w:szCs w:val="28"/>
-        </w:rPr>
-        <w:t>框架提供的接口，可以实现在</w:t>
-      </w:r>
-      <w:r>
-        <w:rPr>
-          <w:rStyle w:val="aa"/>
-          <w:rFonts w:asciiTheme="minorEastAsia" w:hAnsiTheme="minorEastAsia" w:hint="eastAsia"/>
-          <w:sz w:val="28"/>
-          <w:szCs w:val="28"/>
-        </w:rPr>
-        <w:t>用户</w:t>
-      </w:r>
-      <w:r>
-        <w:rPr>
-          <w:rStyle w:val="aa"/>
-          <w:rFonts w:asciiTheme="minorEastAsia" w:hAnsiTheme="minorEastAsia"/>
-          <w:sz w:val="28"/>
-          <w:szCs w:val="28"/>
-        </w:rPr>
-        <w:t>层</w:t>
-      </w:r>
-      <w:r>
-        <w:rPr>
-          <w:rStyle w:val="aa"/>
-          <w:rFonts w:asciiTheme="minorEastAsia" w:hAnsiTheme="minorEastAsia" w:hint="eastAsia"/>
-          <w:sz w:val="28"/>
-          <w:szCs w:val="28"/>
-        </w:rPr>
-        <w:t>直接</w:t>
-      </w:r>
-      <w:r>
-        <w:rPr>
-          <w:rStyle w:val="aa"/>
-          <w:rFonts w:asciiTheme="minorEastAsia" w:hAnsiTheme="minorEastAsia"/>
-          <w:sz w:val="28"/>
-          <w:szCs w:val="28"/>
-        </w:rPr>
-        <w:t>读写内核内存、执行</w:t>
-      </w:r>
-      <w:r>
-        <w:rPr>
-          <w:rStyle w:val="aa"/>
-          <w:rFonts w:asciiTheme="minorEastAsia" w:hAnsiTheme="minorEastAsia"/>
-          <w:sz w:val="28"/>
-          <w:szCs w:val="28"/>
-        </w:rPr>
-        <w:t>内核态</w:t>
-      </w:r>
-      <w:r>
-        <w:rPr>
-          <w:rStyle w:val="aa"/>
-          <w:rFonts w:asciiTheme="minorEastAsia" w:hAnsiTheme="minorEastAsia"/>
-          <w:sz w:val="28"/>
-          <w:szCs w:val="28"/>
-        </w:rPr>
-        <w:t>代码</w:t>
-      </w:r>
-      <w:r>
-        <w:rPr>
-          <w:rStyle w:val="aa"/>
-          <w:rFonts w:asciiTheme="minorEastAsia" w:hAnsiTheme="minorEastAsia" w:hint="eastAsia"/>
-          <w:sz w:val="28"/>
-          <w:szCs w:val="28"/>
-        </w:rPr>
-        <w:t>等操作</w:t>
-      </w:r>
-      <w:r>
-        <w:rPr>
-          <w:rStyle w:val="aa"/>
-          <w:rFonts w:asciiTheme="minorEastAsia" w:hAnsiTheme="minorEastAsia"/>
-          <w:sz w:val="28"/>
-          <w:szCs w:val="28"/>
-        </w:rPr>
-        <w:t>，</w:t>
-      </w:r>
+          <w:color w:val="C00000"/>
+          <w:sz w:val="26"/>
+          <w:szCs w:val="26"/>
+        </w:rPr>
+        <w:t>研</w:t>
+      </w:r>
+      <w:proofErr w:type="gramEnd"/>
       <w:r>
         <w:rPr>
           <w:rFonts w:asciiTheme="minorEastAsia" w:hAnsiTheme="minorEastAsia"/>
           <w:b/>
           <w:bCs/>
-          <w:sz w:val="28"/>
-          <w:szCs w:val="28"/>
-        </w:rPr>
-        <w:t xml:space="preserve">同时基于 </w:t>
-      </w:r>
-      <w:proofErr w:type="spellStart"/>
+          <w:color w:val="C00000"/>
+          <w:sz w:val="26"/>
+          <w:szCs w:val="26"/>
+        </w:rPr>
+        <w:t>内核Hook框架</w:t>
+      </w:r>
+      <w:r>
+        <w:rPr>
+          <w:rStyle w:val="aa"/>
+          <w:rFonts w:asciiTheme="minorEastAsia" w:hAnsiTheme="minorEastAsia"/>
+          <w:color w:val="C00000"/>
+          <w:sz w:val="26"/>
+          <w:szCs w:val="26"/>
+        </w:rPr>
+        <w:t>：</w:t>
+      </w:r>
+      <w:r>
+        <w:rPr>
+          <w:rStyle w:val="aa"/>
+          <w:rFonts w:asciiTheme="minorEastAsia" w:hAnsiTheme="minorEastAsia"/>
+          <w:sz w:val="26"/>
+          <w:szCs w:val="26"/>
+        </w:rPr>
+        <w:t xml:space="preserve"> 0 性能损耗</w:t>
+      </w:r>
+      <w:r>
+        <w:rPr>
+          <w:rStyle w:val="aa"/>
+          <w:rFonts w:asciiTheme="minorEastAsia" w:hAnsiTheme="minorEastAsia" w:hint="eastAsia"/>
+          <w:sz w:val="26"/>
+          <w:szCs w:val="26"/>
+        </w:rPr>
+        <w:t>、</w:t>
+      </w:r>
       <w:r>
         <w:rPr>
           <w:rFonts w:asciiTheme="minorEastAsia" w:hAnsiTheme="minorEastAsia"/>
           <w:b/>
           <w:bCs/>
-          <w:sz w:val="28"/>
-          <w:szCs w:val="28"/>
-        </w:rPr>
-        <w:t>SKRoot</w:t>
-      </w:r>
-      <w:proofErr w:type="spellEnd"/>
-      <w:r>
-        <w:rPr>
-          <w:rFonts w:asciiTheme="minorEastAsia" w:hAnsiTheme="minorEastAsia"/>
-          <w:b/>
-          <w:bCs/>
-          <w:sz w:val="28"/>
-          <w:szCs w:val="28"/>
-        </w:rPr>
-        <w:t xml:space="preserve"> 独有的跨内核偏移机制</w:t>
-      </w:r>
-      <w:r>
-        <w:rPr>
-          <w:rStyle w:val="aa"/>
-          <w:rFonts w:asciiTheme="minorEastAsia" w:hAnsiTheme="minorEastAsia"/>
-          <w:sz w:val="28"/>
-          <w:szCs w:val="28"/>
-        </w:rPr>
-        <w:t>，实现一次开发、跨内核运行。</w:t>
+          <w:sz w:val="26"/>
+          <w:szCs w:val="26"/>
+        </w:rPr>
+        <w:t>无侧信道痕迹</w:t>
+      </w:r>
+      <w:r>
+        <w:rPr>
+          <w:rStyle w:val="aa"/>
+          <w:rFonts w:asciiTheme="minorEastAsia" w:hAnsiTheme="minorEastAsia" w:hint="eastAsia"/>
+          <w:sz w:val="26"/>
+          <w:szCs w:val="26"/>
+        </w:rPr>
+        <w:t>。</w:t>
+      </w:r>
+      <w:r>
+        <w:rPr>
+          <w:rStyle w:val="aa"/>
+          <w:rFonts w:asciiTheme="minorEastAsia" w:hAnsiTheme="minorEastAsia"/>
+          <w:sz w:val="26"/>
+          <w:szCs w:val="26"/>
+        </w:rPr>
+        <w:t>提供安全、隐蔽的内核Hook</w:t>
+      </w:r>
+      <w:r>
+        <w:rPr>
+          <w:rStyle w:val="aa"/>
+          <w:rFonts w:asciiTheme="minorEastAsia" w:hAnsiTheme="minorEastAsia" w:hint="eastAsia"/>
+          <w:sz w:val="26"/>
+          <w:szCs w:val="26"/>
+        </w:rPr>
+        <w:t>能力</w:t>
+      </w:r>
+      <w:r>
+        <w:rPr>
+          <w:rStyle w:val="aa"/>
+          <w:rFonts w:asciiTheme="minorEastAsia" w:hAnsiTheme="minorEastAsia"/>
+          <w:sz w:val="26"/>
+          <w:szCs w:val="26"/>
+        </w:rPr>
+        <w:t>。</w:t>
       </w:r>
     </w:p>
     <w:p>
@@ -590,6 +635,7 @@
           <w:sz w:val="28"/>
           <w:szCs w:val="32"/>
         </w:rPr>
+        <w:lastRenderedPageBreak/>
         <w:t>跨内核物理</w:t>
       </w:r>
       <w:proofErr w:type="gramEnd"/>
@@ -680,7 +726,6 @@
           <w:sz w:val="30"/>
           <w:szCs w:val="30"/>
         </w:rPr>
-        <w:lastRenderedPageBreak/>
         <w:t>S</w:t>
       </w:r>
       <w:r>
@@ -850,7 +895,6 @@
                 <w:szCs w:val="30"/>
               </w:rPr>
             </w:pPr>
-            <w:proofErr w:type="spellStart"/>
             <w:r>
               <w:rPr>
                 <w:rStyle w:val="aa"/>
@@ -859,7 +903,6 @@
               </w:rPr>
               <w:t>kernel_module_kit_umbrella.h</w:t>
             </w:r>
-            <w:proofErr w:type="spellEnd"/>
           </w:p>
         </w:tc>
         <w:tc>
@@ -882,7 +925,7 @@
                 <w:sz w:val="24"/>
                 <w:szCs w:val="28"/>
               </w:rPr>
-              <w:t>SDK 统一入口头文件，一键包含全部头文件。</w:t>
+              <w:t>一键包含全部头文件。</w:t>
             </w:r>
           </w:p>
         </w:tc>
@@ -929,7 +972,6 @@
                 <w:szCs w:val="30"/>
               </w:rPr>
             </w:pPr>
-            <w:proofErr w:type="spellStart"/>
             <w:r>
               <w:rPr>
                 <w:rStyle w:val="aa"/>
@@ -938,7 +980,6 @@
               </w:rPr>
               <w:t>module_base_kernel_mem.h</w:t>
             </w:r>
-            <w:proofErr w:type="spellEnd"/>
           </w:p>
         </w:tc>
         <w:tc>
@@ -1008,7 +1049,6 @@
                 <w:szCs w:val="30"/>
               </w:rPr>
             </w:pPr>
-            <w:proofErr w:type="spellStart"/>
             <w:r>
               <w:rPr>
                 <w:rStyle w:val="aa"/>
@@ -1017,7 +1057,6 @@
               </w:rPr>
               <w:t>module_base_kernel_func_executor.h</w:t>
             </w:r>
-            <w:proofErr w:type="spellEnd"/>
           </w:p>
         </w:tc>
         <w:tc>
@@ -1087,7 +1126,6 @@
                 <w:szCs w:val="30"/>
               </w:rPr>
             </w:pPr>
-            <w:proofErr w:type="spellStart"/>
             <w:r>
               <w:rPr>
                 <w:rStyle w:val="aa"/>
@@ -1096,7 +1134,6 @@
               </w:rPr>
               <w:t>module_base_kernel_func_hook.h</w:t>
             </w:r>
-            <w:proofErr w:type="spellEnd"/>
           </w:p>
         </w:tc>
         <w:tc>
@@ -1166,7 +1203,6 @@
                 <w:szCs w:val="30"/>
               </w:rPr>
             </w:pPr>
-            <w:proofErr w:type="spellStart"/>
             <w:r>
               <w:rPr>
                 <w:rStyle w:val="aa"/>
@@ -1175,7 +1211,6 @@
               </w:rPr>
               <w:t>module_base_kernel_symbol_lookup.h</w:t>
             </w:r>
-            <w:proofErr w:type="spellEnd"/>
           </w:p>
         </w:tc>
         <w:tc>
@@ -1245,7 +1280,6 @@
                 <w:szCs w:val="30"/>
               </w:rPr>
             </w:pPr>
-            <w:proofErr w:type="spellStart"/>
             <w:r>
               <w:rPr>
                 <w:rStyle w:val="aa"/>
@@ -1254,7 +1288,6 @@
               </w:rPr>
               <w:t>module_base_kernel_export_symbol.h</w:t>
             </w:r>
-            <w:proofErr w:type="spellEnd"/>
           </w:p>
         </w:tc>
         <w:tc>
@@ -1324,7 +1357,6 @@
                 <w:szCs w:val="30"/>
               </w:rPr>
             </w:pPr>
-            <w:proofErr w:type="spellStart"/>
             <w:r>
               <w:rPr>
                 <w:rStyle w:val="aa"/>
@@ -1333,7 +1365,6 @@
               </w:rPr>
               <w:t>module_base_kernel_string_ops.h</w:t>
             </w:r>
-            <w:proofErr w:type="spellEnd"/>
           </w:p>
         </w:tc>
         <w:tc>
@@ -1403,7 +1434,6 @@
                 <w:szCs w:val="30"/>
               </w:rPr>
             </w:pPr>
-            <w:proofErr w:type="spellStart"/>
             <w:r>
               <w:rPr>
                 <w:rStyle w:val="aa"/>
@@ -1412,7 +1442,6 @@
               </w:rPr>
               <w:t>module_base_disk_storage.h</w:t>
             </w:r>
-            <w:proofErr w:type="spellEnd"/>
           </w:p>
         </w:tc>
         <w:tc>
@@ -1482,7 +1511,6 @@
                 <w:szCs w:val="30"/>
               </w:rPr>
             </w:pPr>
-            <w:proofErr w:type="spellStart"/>
             <w:r>
               <w:rPr>
                 <w:rStyle w:val="aa"/>
@@ -1491,7 +1519,6 @@
               </w:rPr>
               <w:t>module_descriptor.h</w:t>
             </w:r>
-            <w:proofErr w:type="spellEnd"/>
           </w:p>
         </w:tc>
         <w:tc>
@@ -1561,7 +1588,6 @@
                 <w:szCs w:val="28"/>
               </w:rPr>
             </w:pPr>
-            <w:proofErr w:type="spellStart"/>
             <w:r>
               <w:rPr>
                 <w:rStyle w:val="aa"/>
@@ -1570,7 +1596,6 @@
               </w:rPr>
               <w:t>module_web_ui_http_handler.h</w:t>
             </w:r>
-            <w:proofErr w:type="spellEnd"/>
           </w:p>
         </w:tc>
         <w:tc>
@@ -1650,7 +1675,6 @@
                 <w:szCs w:val="28"/>
               </w:rPr>
             </w:pPr>
-            <w:proofErr w:type="spellStart"/>
             <w:r>
               <w:rPr>
                 <w:rStyle w:val="aa"/>
@@ -1659,7 +1683,6 @@
               </w:rPr>
               <w:t>module_base_install_callback.h</w:t>
             </w:r>
-            <w:proofErr w:type="spellEnd"/>
           </w:p>
         </w:tc>
         <w:tc>
@@ -1739,7 +1762,6 @@
                 <w:szCs w:val="30"/>
               </w:rPr>
             </w:pPr>
-            <w:proofErr w:type="spellStart"/>
             <w:r>
               <w:rPr>
                 <w:rStyle w:val="aa"/>
@@ -1748,7 +1770,6 @@
               </w:rPr>
               <w:t>module_base_change_status.h</w:t>
             </w:r>
-            <w:proofErr w:type="spellEnd"/>
           </w:p>
         </w:tc>
         <w:tc>
@@ -1792,28 +1813,6 @@
     </w:p>
     <w:p>
       <w:pPr>
-        <w:widowControl/>
-        <w:rPr>
-          <w:rFonts w:asciiTheme="minorEastAsia" w:hAnsiTheme="minorEastAsia" w:hint="eastAsia"/>
-          <w:b/>
-          <w:bCs/>
-          <w:sz w:val="28"/>
-          <w:szCs w:val="28"/>
-        </w:rPr>
-      </w:pPr>
-      <w:r>
-        <w:rPr>
-          <w:rFonts w:asciiTheme="minorEastAsia" w:hAnsiTheme="minorEastAsia" w:hint="eastAsia"/>
-          <w:b/>
-          <w:bCs/>
-          <w:sz w:val="28"/>
-          <w:szCs w:val="28"/>
-        </w:rPr>
-        <w:br w:type="page"/>
-      </w:r>
-    </w:p>
-    <w:p>
-      <w:pPr>
         <w:pStyle w:val="a7"/>
         <w:numPr>
           <w:ilvl w:val="1"/>
@@ -1835,7 +1834,6 @@
           <w:sz w:val="28"/>
           <w:szCs w:val="28"/>
         </w:rPr>
-        <w:lastRenderedPageBreak/>
         <w:t>跨内核偏移接口说明</w:t>
       </w:r>
     </w:p>
@@ -1901,7 +1899,6 @@
                 <w:szCs w:val="28"/>
               </w:rPr>
             </w:pPr>
-            <w:proofErr w:type="spellStart"/>
             <w:r>
               <w:rPr>
                 <w:rStyle w:val="aa"/>
@@ -1912,7 +1909,6 @@
               </w:rPr>
               <w:t>kernel_offsets</w:t>
             </w:r>
-            <w:proofErr w:type="spellEnd"/>
             <w:r>
               <w:rPr>
                 <w:rStyle w:val="aa"/>
@@ -1971,7 +1967,6 @@
                 <w:szCs w:val="28"/>
               </w:rPr>
             </w:pPr>
-            <w:proofErr w:type="spellStart"/>
             <w:r>
               <w:rPr>
                 <w:rStyle w:val="aa"/>
@@ -1980,7 +1975,6 @@
               </w:rPr>
               <w:t>address_space.h</w:t>
             </w:r>
-            <w:proofErr w:type="spellEnd"/>
           </w:p>
           <w:p>
             <w:pPr>
@@ -1994,7 +1988,6 @@
                 <w:szCs w:val="28"/>
               </w:rPr>
             </w:pPr>
-            <w:proofErr w:type="spellStart"/>
             <w:r>
               <w:rPr>
                 <w:rStyle w:val="aa"/>
@@ -2003,7 +1996,6 @@
               </w:rPr>
               <w:t>block_device.h</w:t>
             </w:r>
-            <w:proofErr w:type="spellEnd"/>
           </w:p>
           <w:p>
             <w:pPr>
@@ -2017,7 +2009,6 @@
                 <w:szCs w:val="28"/>
               </w:rPr>
             </w:pPr>
-            <w:proofErr w:type="spellStart"/>
             <w:r>
               <w:rPr>
                 <w:rStyle w:val="aa"/>
@@ -2026,7 +2017,6 @@
               </w:rPr>
               <w:t>cred.h</w:t>
             </w:r>
-            <w:proofErr w:type="spellEnd"/>
           </w:p>
           <w:p>
             <w:pPr>
@@ -2040,7 +2030,6 @@
                 <w:szCs w:val="28"/>
               </w:rPr>
             </w:pPr>
-            <w:proofErr w:type="spellStart"/>
             <w:r>
               <w:rPr>
                 <w:rStyle w:val="aa"/>
@@ -2049,7 +2038,6 @@
               </w:rPr>
               <w:t>dentry.h</w:t>
             </w:r>
-            <w:proofErr w:type="spellEnd"/>
           </w:p>
           <w:p>
             <w:pPr>
@@ -2063,7 +2051,6 @@
                 <w:szCs w:val="28"/>
               </w:rPr>
             </w:pPr>
-            <w:proofErr w:type="spellStart"/>
             <w:r>
               <w:rPr>
                 <w:rStyle w:val="aa"/>
@@ -2072,7 +2059,6 @@
               </w:rPr>
               <w:t>fdtable.h</w:t>
             </w:r>
-            <w:proofErr w:type="spellEnd"/>
           </w:p>
           <w:p>
             <w:pPr>
@@ -2086,7 +2072,6 @@
                 <w:szCs w:val="28"/>
               </w:rPr>
             </w:pPr>
-            <w:proofErr w:type="spellStart"/>
             <w:r>
               <w:rPr>
                 <w:rStyle w:val="aa"/>
@@ -2095,7 +2080,6 @@
               </w:rPr>
               <w:t>file.h</w:t>
             </w:r>
-            <w:proofErr w:type="spellEnd"/>
           </w:p>
           <w:p>
             <w:pPr>
@@ -2109,7 +2093,6 @@
                 <w:szCs w:val="28"/>
               </w:rPr>
             </w:pPr>
-            <w:proofErr w:type="spellStart"/>
             <w:r>
               <w:rPr>
                 <w:rStyle w:val="aa"/>
@@ -2118,7 +2101,6 @@
               </w:rPr>
               <w:t>file_operations.h</w:t>
             </w:r>
-            <w:proofErr w:type="spellEnd"/>
           </w:p>
           <w:p>
             <w:pPr>
@@ -2132,7 +2114,6 @@
                 <w:szCs w:val="28"/>
               </w:rPr>
             </w:pPr>
-            <w:proofErr w:type="spellStart"/>
             <w:r>
               <w:rPr>
                 <w:rStyle w:val="aa"/>
@@ -2141,7 +2122,6 @@
               </w:rPr>
               <w:t>file_struct.h</w:t>
             </w:r>
-            <w:proofErr w:type="spellEnd"/>
           </w:p>
           <w:p>
             <w:pPr>
@@ -2155,7 +2135,6 @@
                 <w:szCs w:val="28"/>
               </w:rPr>
             </w:pPr>
-            <w:proofErr w:type="spellStart"/>
             <w:r>
               <w:rPr>
                 <w:rStyle w:val="aa"/>
@@ -2164,7 +2143,6 @@
               </w:rPr>
               <w:t>gendisk.h</w:t>
             </w:r>
-            <w:proofErr w:type="spellEnd"/>
           </w:p>
           <w:p>
             <w:pPr>
@@ -2178,7 +2156,6 @@
                 <w:szCs w:val="28"/>
               </w:rPr>
             </w:pPr>
-            <w:proofErr w:type="spellStart"/>
             <w:r>
               <w:rPr>
                 <w:rStyle w:val="aa"/>
@@ -2187,7 +2164,6 @@
               </w:rPr>
               <w:t>inode.h</w:t>
             </w:r>
-            <w:proofErr w:type="spellEnd"/>
           </w:p>
           <w:p>
             <w:pPr>
@@ -2201,7 +2177,6 @@
                 <w:szCs w:val="28"/>
               </w:rPr>
             </w:pPr>
-            <w:proofErr w:type="spellStart"/>
             <w:r>
               <w:rPr>
                 <w:rStyle w:val="aa"/>
@@ -2210,7 +2185,6 @@
               </w:rPr>
               <w:t>inode_operations.h</w:t>
             </w:r>
-            <w:proofErr w:type="spellEnd"/>
           </w:p>
           <w:p>
             <w:pPr>
@@ -2224,7 +2198,6 @@
                 <w:szCs w:val="28"/>
               </w:rPr>
             </w:pPr>
-            <w:proofErr w:type="spellStart"/>
             <w:r>
               <w:rPr>
                 <w:rStyle w:val="aa"/>
@@ -2233,7 +2206,6 @@
               </w:rPr>
               <w:t>miscdevice.h</w:t>
             </w:r>
-            <w:proofErr w:type="spellEnd"/>
           </w:p>
           <w:p>
             <w:pPr>
@@ -2247,7 +2219,6 @@
                 <w:szCs w:val="28"/>
               </w:rPr>
             </w:pPr>
-            <w:proofErr w:type="spellStart"/>
             <w:r>
               <w:rPr>
                 <w:rStyle w:val="aa"/>
@@ -2256,7 +2227,6 @@
               </w:rPr>
               <w:t>mm_struct.h</w:t>
             </w:r>
-            <w:proofErr w:type="spellEnd"/>
           </w:p>
           <w:p>
             <w:pPr>
@@ -2270,7 +2240,6 @@
                 <w:szCs w:val="28"/>
               </w:rPr>
             </w:pPr>
-            <w:proofErr w:type="spellStart"/>
             <w:r>
               <w:rPr>
                 <w:rStyle w:val="aa"/>
@@ -2279,7 +2248,6 @@
               </w:rPr>
               <w:t>page.h</w:t>
             </w:r>
-            <w:proofErr w:type="spellEnd"/>
           </w:p>
           <w:p>
             <w:pPr>
@@ -2293,7 +2261,6 @@
                 <w:szCs w:val="28"/>
               </w:rPr>
             </w:pPr>
-            <w:proofErr w:type="spellStart"/>
             <w:r>
               <w:rPr>
                 <w:rStyle w:val="aa"/>
@@ -2302,7 +2269,6 @@
               </w:rPr>
               <w:t>proc_ops.h</w:t>
             </w:r>
-            <w:proofErr w:type="spellEnd"/>
           </w:p>
           <w:p>
             <w:pPr>
@@ -2316,7 +2282,6 @@
                 <w:szCs w:val="28"/>
               </w:rPr>
             </w:pPr>
-            <w:proofErr w:type="spellStart"/>
             <w:r>
               <w:rPr>
                 <w:rStyle w:val="aa"/>
@@ -2325,7 +2290,6 @@
               </w:rPr>
               <w:t>pte_fn_t.h</w:t>
             </w:r>
-            <w:proofErr w:type="spellEnd"/>
           </w:p>
           <w:p>
             <w:pPr>
@@ -2339,7 +2303,6 @@
                 <w:szCs w:val="28"/>
               </w:rPr>
             </w:pPr>
-            <w:proofErr w:type="spellStart"/>
             <w:r>
               <w:rPr>
                 <w:rStyle w:val="aa"/>
@@ -2348,7 +2311,6 @@
               </w:rPr>
               <w:t>renamedata.h</w:t>
             </w:r>
-            <w:proofErr w:type="spellEnd"/>
           </w:p>
           <w:p>
             <w:pPr>
@@ -2357,12 +2319,10 @@
               <w:ind w:firstLine="480"/>
               <w:rPr>
                 <w:rStyle w:val="aa"/>
-                <w:rFonts w:hint="eastAsia"/>
                 <w:sz w:val="24"/>
                 <w:szCs w:val="28"/>
               </w:rPr>
             </w:pPr>
-            <w:proofErr w:type="spellStart"/>
             <w:r>
               <w:rPr>
                 <w:rStyle w:val="aa"/>
@@ -2371,7 +2331,6 @@
               </w:rPr>
               <w:t>seq_file.h</w:t>
             </w:r>
-            <w:proofErr w:type="spellEnd"/>
           </w:p>
           <w:p>
             <w:pPr>
@@ -2385,16 +2344,14 @@
                 <w:szCs w:val="28"/>
               </w:rPr>
             </w:pPr>
-            <w:proofErr w:type="spellStart"/>
             <w:r>
               <w:rPr>
                 <w:rStyle w:val="aa"/>
                 <w:sz w:val="24"/>
                 <w:szCs w:val="28"/>
               </w:rPr>
-              <w:t>super_block.h</w:t>
+              <w:t>seq_operations.h</w:t>
             </w:r>
-            <w:proofErr w:type="spellEnd"/>
           </w:p>
           <w:p>
             <w:pPr>
@@ -2408,7 +2365,27 @@
                 <w:szCs w:val="28"/>
               </w:rPr>
             </w:pPr>
-            <w:proofErr w:type="spellStart"/>
+            <w:r>
+              <w:rPr>
+                <w:rStyle w:val="aa"/>
+                <w:sz w:val="24"/>
+                <w:szCs w:val="28"/>
+              </w:rPr>
+              <w:t>super_block.h</w:t>
+            </w:r>
+          </w:p>
+          <w:p>
+            <w:pPr>
+              <w:pStyle w:val="a7"/>
+              <w:spacing w:after="0" w:line="240" w:lineRule="auto"/>
+              <w:ind w:firstLine="480"/>
+              <w:rPr>
+                <w:rStyle w:val="aa"/>
+                <w:rFonts w:hint="eastAsia"/>
+                <w:sz w:val="24"/>
+                <w:szCs w:val="28"/>
+              </w:rPr>
+            </w:pPr>
             <w:r>
               <w:rPr>
                 <w:rStyle w:val="aa"/>
@@ -2417,7 +2394,6 @@
               </w:rPr>
               <w:t>task_struct.h</w:t>
             </w:r>
-            <w:proofErr w:type="spellEnd"/>
           </w:p>
           <w:p>
             <w:pPr>
@@ -2430,7 +2406,6 @@
                 <w:szCs w:val="28"/>
               </w:rPr>
             </w:pPr>
-            <w:proofErr w:type="spellStart"/>
             <w:r>
               <w:rPr>
                 <w:rStyle w:val="aa"/>
@@ -2439,7 +2414,6 @@
               </w:rPr>
               <w:t>vm_area_struct.h</w:t>
             </w:r>
-            <w:proofErr w:type="spellEnd"/>
           </w:p>
         </w:tc>
       </w:tr>
@@ -2447,7 +2421,7 @@
     <w:p>
       <w:pPr>
         <w:rPr>
-          <w:rFonts w:ascii="微软雅黑" w:eastAsia="微软雅黑" w:hAnsi="微软雅黑" w:hint="eastAsia"/>
+          <w:rFonts w:ascii="微软雅黑" w:eastAsia="微软雅黑" w:hAnsi="微软雅黑"/>
           <w:i/>
           <w:iCs/>
           <w:sz w:val="24"/>
@@ -2470,9 +2444,8 @@
           <w:iCs/>
           <w:sz w:val="24"/>
         </w:rPr>
-        <w:t>*跨内核偏移获取手段：通过“用户层旁敲侧击佐证 + 内核结构模型相似度打分”实现，并非使用</w:t>
-      </w:r>
-      <w:proofErr w:type="spellStart"/>
+        <w:t>*跨内核偏移获取手段：通过“用户层旁敲侧击佐证 + 内核结构模型相似度</w:t>
+      </w:r>
       <w:r>
         <w:rPr>
           <w:rFonts w:ascii="微软雅黑" w:eastAsia="微软雅黑" w:hAnsi="微软雅黑" w:hint="eastAsia"/>
@@ -2480,9 +2453,8 @@
           <w:iCs/>
           <w:sz w:val="24"/>
         </w:rPr>
-        <w:t>ebpf</w:t>
-      </w:r>
-      <w:proofErr w:type="spellEnd"/>
+        <w:t>打分</w:t>
+      </w:r>
       <w:r>
         <w:rPr>
           <w:rFonts w:ascii="微软雅黑" w:eastAsia="微软雅黑" w:hAnsi="微软雅黑" w:hint="eastAsia"/>
@@ -2490,7 +2462,7 @@
           <w:iCs/>
           <w:sz w:val="24"/>
         </w:rPr>
-        <w:t>等内核接口。</w:t>
+        <w:t>”实现，并非使用ebpf等内核接口。</w:t>
       </w:r>
     </w:p>
     <w:p>
@@ -2518,7 +2490,7 @@
           <w:iCs/>
           <w:sz w:val="24"/>
         </w:rPr>
-        <w:t>*跨内核偏移</w:t>
+        <w:t>*支持跨机型、跨内核（Linux3.10~6.12）</w:t>
       </w:r>
       <w:r>
         <w:rPr>
@@ -2527,89 +2499,7 @@
           <w:iCs/>
           <w:sz w:val="24"/>
         </w:rPr>
-        <w:t>获取</w:t>
-      </w:r>
-      <w:r>
-        <w:rPr>
-          <w:rFonts w:ascii="微软雅黑" w:eastAsia="微软雅黑" w:hAnsi="微软雅黑" w:hint="eastAsia"/>
-          <w:i/>
-          <w:iCs/>
-          <w:sz w:val="24"/>
-        </w:rPr>
-        <w:t>支持</w:t>
-      </w:r>
-      <w:r>
-        <w:rPr>
-          <w:rFonts w:ascii="微软雅黑" w:eastAsia="微软雅黑" w:hAnsi="微软雅黑" w:hint="eastAsia"/>
-          <w:i/>
-          <w:iCs/>
-          <w:sz w:val="24"/>
-        </w:rPr>
-        <w:t>的</w:t>
-      </w:r>
-      <w:r>
-        <w:rPr>
-          <w:rFonts w:ascii="微软雅黑" w:eastAsia="微软雅黑" w:hAnsi="微软雅黑" w:hint="eastAsia"/>
-          <w:i/>
-          <w:iCs/>
-          <w:sz w:val="24"/>
-        </w:rPr>
-        <w:t>版本</w:t>
-      </w:r>
-      <w:r>
-        <w:rPr>
-          <w:rFonts w:ascii="微软雅黑" w:eastAsia="微软雅黑" w:hAnsi="微软雅黑" w:hint="eastAsia"/>
-          <w:i/>
-          <w:iCs/>
-          <w:sz w:val="24"/>
-        </w:rPr>
-        <w:t>：</w:t>
-      </w:r>
-      <w:r>
-        <w:rPr>
-          <w:rFonts w:ascii="微软雅黑" w:eastAsia="微软雅黑" w:hAnsi="微软雅黑" w:hint="eastAsia"/>
-          <w:i/>
-          <w:iCs/>
-          <w:sz w:val="24"/>
-        </w:rPr>
-        <w:t>Linux3.10~6.12</w:t>
-      </w:r>
-      <w:r>
-        <w:rPr>
-          <w:rFonts w:ascii="微软雅黑" w:eastAsia="微软雅黑" w:hAnsi="微软雅黑" w:hint="eastAsia"/>
-          <w:i/>
-          <w:iCs/>
-          <w:sz w:val="24"/>
-        </w:rPr>
         <w:t>。</w:t>
-      </w:r>
-    </w:p>
-    <w:p>
-      <w:pPr>
-        <w:rPr>
-          <w:rFonts w:ascii="微软雅黑" w:eastAsia="微软雅黑" w:hAnsi="微软雅黑" w:hint="eastAsia"/>
-          <w:i/>
-          <w:iCs/>
-          <w:sz w:val="24"/>
-        </w:rPr>
-      </w:pPr>
-      <w:r>
-        <w:rPr>
-          <w:rFonts w:ascii="微软雅黑" w:eastAsia="微软雅黑" w:hAnsi="微软雅黑"/>
-          <w:i/>
-          <w:iCs/>
-          <w:sz w:val="24"/>
-        </w:rPr>
-        <w:tab/>
-      </w:r>
-      <w:r>
-        <w:rPr>
-          <w:rFonts w:ascii="微软雅黑" w:eastAsia="微软雅黑" w:hAnsi="微软雅黑" w:hint="eastAsia"/>
-          <w:i/>
-          <w:iCs/>
-          <w:sz w:val="24"/>
-        </w:rPr>
-        <w:t>*支持跨内核、跨机型。</w:t>
       </w:r>
     </w:p>
     <w:p>
@@ -2680,30 +2570,20 @@
         <w:ind w:firstLineChars="0"/>
         <w:rPr>
           <w:rStyle w:val="aa"/>
-          <w:rFonts w:asciiTheme="minorEastAsia" w:hAnsiTheme="minorEastAsia"/>
-          <w:sz w:val="28"/>
-          <w:szCs w:val="28"/>
-        </w:rPr>
-      </w:pPr>
-      <w:proofErr w:type="spellStart"/>
-      <w:r>
-        <w:rPr>
-          <w:rStyle w:val="aa"/>
           <w:rFonts w:asciiTheme="minorEastAsia" w:hAnsiTheme="minorEastAsia" w:hint="eastAsia"/>
           <w:sz w:val="28"/>
           <w:szCs w:val="28"/>
         </w:rPr>
-        <w:t>Hellow</w:t>
-      </w:r>
-      <w:proofErr w:type="spellEnd"/>
-      <w:r>
-        <w:rPr>
-          <w:rStyle w:val="aa"/>
-          <w:rFonts w:asciiTheme="minorEastAsia" w:hAnsiTheme="minorEastAsia" w:hint="eastAsia"/>
-          <w:sz w:val="28"/>
-          <w:szCs w:val="28"/>
-        </w:rPr>
-        <w:t xml:space="preserve"> World工程</w:t>
+      </w:pPr>
+      <w:r>
+        <w:rPr>
+          <w:rFonts w:asciiTheme="minorEastAsia" w:hAnsiTheme="minorEastAsia"/>
+          <w:b/>
+          <w:bCs/>
+          <w:sz w:val="28"/>
+          <w:szCs w:val="28"/>
+        </w:rPr>
+        <w:t>开发基础：首个 SKRoot 模块</w:t>
       </w:r>
     </w:p>
     <w:p>
@@ -2715,123 +2595,6 @@
         </w:numPr>
         <w:ind w:firstLineChars="0"/>
         <w:rPr>
-          <w:rStyle w:val="aa"/>
-          <w:rFonts w:asciiTheme="minorEastAsia" w:hAnsiTheme="minorEastAsia" w:hint="eastAsia"/>
-          <w:sz w:val="28"/>
-          <w:szCs w:val="28"/>
-        </w:rPr>
-      </w:pPr>
-      <w:r>
-        <w:rPr>
-          <w:rStyle w:val="aa"/>
-          <w:rFonts w:asciiTheme="minorEastAsia" w:hAnsiTheme="minorEastAsia" w:hint="eastAsia"/>
-          <w:sz w:val="28"/>
-          <w:szCs w:val="28"/>
-        </w:rPr>
-        <w:t>在</w:t>
-      </w:r>
-      <w:proofErr w:type="spellStart"/>
-      <w:r>
-        <w:rPr>
-          <w:rStyle w:val="aa"/>
-          <w:rFonts w:asciiTheme="minorEastAsia" w:hAnsiTheme="minorEastAsia" w:hint="eastAsia"/>
-          <w:color w:val="C00000"/>
-          <w:sz w:val="28"/>
-          <w:szCs w:val="28"/>
-        </w:rPr>
-        <w:t>testModule</w:t>
-      </w:r>
-      <w:proofErr w:type="spellEnd"/>
-      <w:r>
-        <w:rPr>
-          <w:rStyle w:val="aa"/>
-          <w:rFonts w:asciiTheme="minorEastAsia" w:hAnsiTheme="minorEastAsia" w:hint="eastAsia"/>
-          <w:color w:val="C00000"/>
-          <w:sz w:val="28"/>
-          <w:szCs w:val="28"/>
-        </w:rPr>
-        <w:t>/</w:t>
-      </w:r>
-      <w:proofErr w:type="spellStart"/>
-      <w:r>
-        <w:rPr>
-          <w:rStyle w:val="aa"/>
-          <w:rFonts w:asciiTheme="minorEastAsia" w:hAnsiTheme="minorEastAsia"/>
-          <w:color w:val="C00000"/>
-          <w:sz w:val="28"/>
-          <w:szCs w:val="28"/>
-        </w:rPr>
-        <w:t>module_hello_world</w:t>
-      </w:r>
-      <w:proofErr w:type="spellEnd"/>
-      <w:r>
-        <w:rPr>
-          <w:rStyle w:val="aa"/>
-          <w:rFonts w:asciiTheme="minorEastAsia" w:hAnsiTheme="minorEastAsia" w:hint="eastAsia"/>
-          <w:sz w:val="28"/>
-          <w:szCs w:val="28"/>
-        </w:rPr>
-        <w:t>目录</w:t>
-      </w:r>
-    </w:p>
-    <w:p>
-      <w:pPr>
-        <w:pStyle w:val="a7"/>
-        <w:numPr>
-          <w:ilvl w:val="1"/>
-          <w:numId w:val="10"/>
-        </w:numPr>
-        <w:ind w:firstLineChars="0"/>
-        <w:rPr>
-          <w:rFonts w:asciiTheme="minorEastAsia" w:hAnsiTheme="minorEastAsia" w:hint="eastAsia"/>
-          <w:b/>
-          <w:bCs/>
-          <w:sz w:val="28"/>
-          <w:szCs w:val="28"/>
-        </w:rPr>
-      </w:pPr>
-      <w:r>
-        <w:rPr>
-          <w:rFonts w:asciiTheme="minorEastAsia" w:hAnsiTheme="minorEastAsia"/>
-          <w:b/>
-          <w:bCs/>
-          <w:sz w:val="28"/>
-          <w:szCs w:val="28"/>
-        </w:rPr>
-        <w:t>一个简单的</w:t>
-      </w:r>
-      <w:proofErr w:type="spellStart"/>
-      <w:r>
-        <w:rPr>
-          <w:rFonts w:asciiTheme="minorEastAsia" w:hAnsiTheme="minorEastAsia"/>
-          <w:b/>
-          <w:bCs/>
-          <w:sz w:val="28"/>
-          <w:szCs w:val="28"/>
-        </w:rPr>
-        <w:t>SKRoot</w:t>
-      </w:r>
-      <w:proofErr w:type="spellEnd"/>
-      <w:r>
-        <w:rPr>
-          <w:rFonts w:asciiTheme="minorEastAsia" w:hAnsiTheme="minorEastAsia"/>
-          <w:b/>
-          <w:bCs/>
-          <w:sz w:val="28"/>
-          <w:szCs w:val="28"/>
-        </w:rPr>
-        <w:t>模块</w:t>
-      </w:r>
-    </w:p>
-    <w:p>
-      <w:pPr>
-        <w:pStyle w:val="a7"/>
-        <w:numPr>
-          <w:ilvl w:val="2"/>
-          <w:numId w:val="10"/>
-        </w:numPr>
-        <w:ind w:firstLineChars="0"/>
-        <w:rPr>
           <w:rFonts w:asciiTheme="minorEastAsia" w:hAnsiTheme="minorEastAsia" w:hint="eastAsia"/>
           <w:b/>
           <w:bCs/>
@@ -2840,44 +2603,12 @@
       </w:pPr>
       <w:r>
         <w:rPr>
-          <w:rFonts w:asciiTheme="minorEastAsia" w:hAnsiTheme="minorEastAsia" w:hint="eastAsia"/>
+          <w:rFonts w:asciiTheme="minorEastAsia" w:hAnsiTheme="minorEastAsia"/>
           <w:b/>
           <w:bCs/>
           <w:sz w:val="24"/>
         </w:rPr>
-        <w:t>包含头文件</w:t>
-      </w:r>
-      <w:r>
-        <w:rPr>
-          <w:rFonts w:asciiTheme="minorEastAsia" w:hAnsiTheme="minorEastAsia" w:hint="eastAsia"/>
-          <w:b/>
-          <w:bCs/>
-          <w:color w:val="C00000"/>
-          <w:sz w:val="24"/>
-        </w:rPr>
-        <w:t>#include "</w:t>
-      </w:r>
-      <w:proofErr w:type="spellStart"/>
-      <w:r>
-        <w:rPr>
-          <w:rFonts w:asciiTheme="minorEastAsia" w:hAnsiTheme="minorEastAsia" w:hint="eastAsia"/>
-          <w:b/>
-          <w:bCs/>
-          <w:color w:val="C00000"/>
-          <w:sz w:val="24"/>
-        </w:rPr>
-        <w:t>kernel_module_kit_umbrella.h</w:t>
-      </w:r>
-      <w:proofErr w:type="spellEnd"/>
-      <w:r>
-        <w:rPr>
-          <w:rFonts w:asciiTheme="minorEastAsia" w:hAnsiTheme="minorEastAsia" w:hint="eastAsia"/>
-          <w:b/>
-          <w:bCs/>
-          <w:color w:val="C00000"/>
-          <w:sz w:val="24"/>
-        </w:rPr>
-        <w:t>"</w:t>
+        <w:t>引入核心头文件 kernel_module_kit_umbrella.h</w:t>
       </w:r>
     </w:p>
     <w:p>
@@ -2890,12 +2621,20 @@
         </w:numPr>
         <w:ind w:firstLineChars="0"/>
         <w:rPr>
+          <w:rStyle w:val="aa"/>
+          <w:rFonts w:asciiTheme="minorEastAsia" w:hAnsiTheme="minorEastAsia" w:hint="eastAsia"/>
+          <w:sz w:val="24"/>
+        </w:rPr>
+      </w:pPr>
+      <w:r>
+        <w:rPr>
           <w:rFonts w:asciiTheme="minorEastAsia" w:hAnsiTheme="minorEastAsia" w:hint="eastAsia"/>
           <w:b/>
           <w:bCs/>
           <w:sz w:val="24"/>
         </w:rPr>
-      </w:pPr>
+        <w:t>实现</w:t>
+      </w:r>
       <w:r>
         <w:rPr>
           <w:rFonts w:asciiTheme="minorEastAsia" w:hAnsiTheme="minorEastAsia" w:hint="eastAsia"/>
@@ -2903,9 +2642,8 @@
           <w:bCs/>
           <w:sz w:val="24"/>
         </w:rPr>
-        <w:t>编写模块入口</w:t>
-      </w:r>
-      <w:proofErr w:type="spellStart"/>
+        <w:t>模块入口</w:t>
+      </w:r>
       <w:r>
         <w:rPr>
           <w:rFonts w:asciiTheme="minorEastAsia" w:hAnsiTheme="minorEastAsia" w:hint="eastAsia"/>
@@ -2916,7 +2654,6 @@
         </w:rPr>
         <w:t>skroot_module_main</w:t>
       </w:r>
-      <w:proofErr w:type="spellEnd"/>
       <w:r>
         <w:rPr>
           <w:rFonts w:asciiTheme="minorEastAsia" w:hAnsiTheme="minorEastAsia" w:hint="eastAsia"/>
@@ -2934,7 +2671,443 @@
           <w:color w:val="C00000"/>
           <w:sz w:val="24"/>
         </w:rPr>
-        <w:t>“模块名片”</w:t>
+        <w:t>模块名片</w:t>
+      </w:r>
+    </w:p>
+    <w:p>
+      <w:pPr>
+        <w:pStyle w:val="a7"/>
+        <w:numPr>
+          <w:ilvl w:val="1"/>
+          <w:numId w:val="10"/>
+        </w:numPr>
+        <w:ind w:firstLineChars="0"/>
+        <w:rPr>
+          <w:rFonts w:asciiTheme="minorEastAsia" w:hAnsiTheme="minorEastAsia"/>
+          <w:b/>
+          <w:bCs/>
+          <w:sz w:val="28"/>
+          <w:szCs w:val="28"/>
+        </w:rPr>
+      </w:pPr>
+      <w:r>
+        <w:rPr>
+          <w:rFonts w:asciiTheme="minorEastAsia" w:hAnsiTheme="minorEastAsia"/>
+          <w:b/>
+          <w:bCs/>
+          <w:sz w:val="28"/>
+          <w:szCs w:val="28"/>
+        </w:rPr>
+        <w:t>Hello World</w:t>
+      </w:r>
+      <w:r>
+        <w:rPr>
+          <w:rFonts w:asciiTheme="minorEastAsia" w:hAnsiTheme="minorEastAsia" w:hint="eastAsia"/>
+          <w:b/>
+          <w:bCs/>
+          <w:sz w:val="28"/>
+          <w:szCs w:val="28"/>
+        </w:rPr>
+        <w:t>演示</w:t>
+      </w:r>
+    </w:p>
+    <w:p>
+      <w:pPr>
+        <w:ind w:left="720" w:firstLine="420"/>
+        <w:rPr>
+          <w:rFonts w:asciiTheme="minorEastAsia" w:hAnsiTheme="minorEastAsia" w:hint="eastAsia"/>
+          <w:b/>
+          <w:bCs/>
+          <w:sz w:val="24"/>
+        </w:rPr>
+      </w:pPr>
+      <w:r>
+        <w:rPr>
+          <w:rFonts w:asciiTheme="minorEastAsia" w:hAnsiTheme="minorEastAsia"/>
+          <w:b/>
+          <w:bCs/>
+          <w:sz w:val="24"/>
+        </w:rPr>
+        <w:t>源码路径：testModule/</w:t>
+      </w:r>
+      <w:r>
+        <w:rPr>
+          <w:rFonts w:asciiTheme="minorEastAsia" w:hAnsiTheme="minorEastAsia"/>
+          <w:b/>
+          <w:bCs/>
+          <w:color w:val="C00000"/>
+          <w:sz w:val="24"/>
+        </w:rPr>
+        <w:t>module_hello_world</w:t>
+      </w:r>
+    </w:p>
+    <w:p>
+      <w:pPr>
+        <w:pStyle w:val="a7"/>
+        <w:numPr>
+          <w:ilvl w:val="1"/>
+          <w:numId w:val="10"/>
+        </w:numPr>
+        <w:ind w:firstLineChars="0"/>
+        <w:rPr>
+          <w:rStyle w:val="aa"/>
+          <w:rFonts w:asciiTheme="minorEastAsia" w:hAnsiTheme="minorEastAsia"/>
+          <w:sz w:val="28"/>
+          <w:szCs w:val="28"/>
+        </w:rPr>
+      </w:pPr>
+      <w:r>
+        <w:rPr>
+          <w:rStyle w:val="aa"/>
+          <w:rFonts w:asciiTheme="minorEastAsia" w:hAnsiTheme="minorEastAsia"/>
+          <w:sz w:val="28"/>
+          <w:szCs w:val="28"/>
+        </w:rPr>
+        <w:t xml:space="preserve">内置 WebUI </w:t>
+      </w:r>
+      <w:r>
+        <w:rPr>
+          <w:rStyle w:val="aa"/>
+          <w:rFonts w:asciiTheme="minorEastAsia" w:hAnsiTheme="minorEastAsia" w:hint="eastAsia"/>
+          <w:sz w:val="28"/>
+          <w:szCs w:val="28"/>
+        </w:rPr>
+        <w:t>演示</w:t>
+      </w:r>
+    </w:p>
+    <w:p>
+      <w:pPr>
+        <w:ind w:left="720" w:firstLine="420"/>
+        <w:rPr>
+          <w:rStyle w:val="aa"/>
+          <w:rFonts w:asciiTheme="minorEastAsia" w:hAnsiTheme="minorEastAsia"/>
+          <w:sz w:val="24"/>
+        </w:rPr>
+      </w:pPr>
+      <w:r>
+        <w:rPr>
+          <w:rFonts w:asciiTheme="minorEastAsia" w:hAnsiTheme="minorEastAsia"/>
+          <w:b/>
+          <w:bCs/>
+          <w:sz w:val="24"/>
+        </w:rPr>
+        <w:t>源码路径：</w:t>
+      </w:r>
+      <w:r>
+        <w:rPr>
+          <w:rStyle w:val="aa"/>
+          <w:rFonts w:asciiTheme="minorEastAsia" w:hAnsiTheme="minorEastAsia" w:hint="eastAsia"/>
+          <w:sz w:val="24"/>
+        </w:rPr>
+        <w:t>testModule/</w:t>
+      </w:r>
+      <w:r>
+        <w:rPr>
+          <w:rStyle w:val="aa"/>
+          <w:rFonts w:asciiTheme="minorEastAsia" w:hAnsiTheme="minorEastAsia"/>
+          <w:color w:val="C00000"/>
+          <w:sz w:val="24"/>
+        </w:rPr>
+        <w:t>module_web_ui_example</w:t>
+      </w:r>
+      <w:r>
+        <w:rPr>
+          <w:rStyle w:val="aa"/>
+          <w:rFonts w:asciiTheme="minorEastAsia" w:hAnsiTheme="minorEastAsia" w:hint="eastAsia"/>
+          <w:sz w:val="24"/>
+        </w:rPr>
+        <w:t>目录</w:t>
+      </w:r>
+    </w:p>
+    <w:p>
+      <w:pPr>
+        <w:pStyle w:val="a7"/>
+        <w:numPr>
+          <w:ilvl w:val="1"/>
+          <w:numId w:val="10"/>
+        </w:numPr>
+        <w:ind w:firstLineChars="0"/>
+        <w:rPr>
+          <w:rStyle w:val="aa"/>
+          <w:rFonts w:asciiTheme="minorEastAsia" w:hAnsiTheme="minorEastAsia"/>
+          <w:sz w:val="28"/>
+          <w:szCs w:val="28"/>
+        </w:rPr>
+      </w:pPr>
+      <w:r>
+        <w:rPr>
+          <w:rStyle w:val="aa"/>
+          <w:rFonts w:asciiTheme="minorEastAsia" w:hAnsiTheme="minorEastAsia"/>
+          <w:sz w:val="28"/>
+          <w:szCs w:val="28"/>
+        </w:rPr>
+        <w:t>安装/</w:t>
+      </w:r>
+      <w:proofErr w:type="gramStart"/>
+      <w:r>
+        <w:rPr>
+          <w:rStyle w:val="aa"/>
+          <w:rFonts w:asciiTheme="minorEastAsia" w:hAnsiTheme="minorEastAsia"/>
+          <w:sz w:val="28"/>
+          <w:szCs w:val="28"/>
+        </w:rPr>
+        <w:t>卸载回</w:t>
+      </w:r>
+      <w:proofErr w:type="gramEnd"/>
+      <w:r>
+        <w:rPr>
+          <w:rStyle w:val="aa"/>
+          <w:rFonts w:asciiTheme="minorEastAsia" w:hAnsiTheme="minorEastAsia"/>
+          <w:sz w:val="28"/>
+          <w:szCs w:val="28"/>
+        </w:rPr>
+        <w:t>调</w:t>
+      </w:r>
+      <w:r>
+        <w:rPr>
+          <w:rStyle w:val="aa"/>
+          <w:rFonts w:asciiTheme="minorEastAsia" w:hAnsiTheme="minorEastAsia" w:hint="eastAsia"/>
+          <w:sz w:val="28"/>
+          <w:szCs w:val="28"/>
+        </w:rPr>
+        <w:t>演示</w:t>
+      </w:r>
+    </w:p>
+    <w:p>
+      <w:pPr>
+        <w:ind w:left="720" w:firstLine="420"/>
+        <w:rPr>
+          <w:rStyle w:val="aa"/>
+          <w:rFonts w:asciiTheme="minorEastAsia" w:hAnsiTheme="minorEastAsia"/>
+          <w:sz w:val="24"/>
+        </w:rPr>
+      </w:pPr>
+      <w:r>
+        <w:rPr>
+          <w:rFonts w:asciiTheme="minorEastAsia" w:hAnsiTheme="minorEastAsia"/>
+          <w:b/>
+          <w:bCs/>
+          <w:sz w:val="24"/>
+        </w:rPr>
+        <w:t>源码路径：</w:t>
+      </w:r>
+      <w:r>
+        <w:rPr>
+          <w:rStyle w:val="aa"/>
+          <w:rFonts w:asciiTheme="minorEastAsia" w:hAnsiTheme="minorEastAsia" w:hint="eastAsia"/>
+          <w:sz w:val="24"/>
+        </w:rPr>
+        <w:t>testModule/</w:t>
+      </w:r>
+      <w:r>
+        <w:rPr>
+          <w:rFonts w:hint="eastAsia"/>
+          <w:sz w:val="24"/>
+        </w:rPr>
+        <w:t xml:space="preserve"> </w:t>
+      </w:r>
+      <w:r>
+        <w:rPr>
+          <w:rStyle w:val="aa"/>
+          <w:rFonts w:asciiTheme="minorEastAsia" w:hAnsiTheme="minorEastAsia"/>
+          <w:color w:val="C00000"/>
+          <w:sz w:val="24"/>
+        </w:rPr>
+        <w:t>module_install_uninstall_cb_demo</w:t>
+      </w:r>
+      <w:r>
+        <w:rPr>
+          <w:rStyle w:val="aa"/>
+          <w:rFonts w:asciiTheme="minorEastAsia" w:hAnsiTheme="minorEastAsia" w:hint="eastAsia"/>
+          <w:sz w:val="24"/>
+        </w:rPr>
+        <w:t>目录</w:t>
+      </w:r>
+    </w:p>
+    <w:p>
+      <w:pPr>
+        <w:pStyle w:val="a7"/>
+        <w:numPr>
+          <w:ilvl w:val="1"/>
+          <w:numId w:val="10"/>
+        </w:numPr>
+        <w:ind w:firstLineChars="0"/>
+        <w:rPr>
+          <w:rStyle w:val="aa"/>
+          <w:rFonts w:asciiTheme="minorEastAsia" w:hAnsiTheme="minorEastAsia"/>
+          <w:sz w:val="28"/>
+          <w:szCs w:val="28"/>
+        </w:rPr>
+      </w:pPr>
+      <w:r>
+        <w:rPr>
+          <w:rStyle w:val="aa"/>
+          <w:rFonts w:asciiTheme="minorEastAsia" w:hAnsiTheme="minorEastAsia"/>
+          <w:sz w:val="28"/>
+          <w:szCs w:val="28"/>
+        </w:rPr>
+        <w:t>URL 配置更新</w:t>
+      </w:r>
+      <w:r>
+        <w:rPr>
+          <w:rStyle w:val="aa"/>
+          <w:rFonts w:asciiTheme="minorEastAsia" w:hAnsiTheme="minorEastAsia" w:hint="eastAsia"/>
+          <w:sz w:val="28"/>
+          <w:szCs w:val="28"/>
+        </w:rPr>
+        <w:t>演示</w:t>
+      </w:r>
+    </w:p>
+    <w:p>
+      <w:pPr>
+        <w:ind w:left="720" w:firstLine="420"/>
+        <w:rPr>
+          <w:rStyle w:val="aa"/>
+          <w:rFonts w:asciiTheme="minorEastAsia" w:hAnsiTheme="minorEastAsia"/>
+          <w:sz w:val="24"/>
+        </w:rPr>
+      </w:pPr>
+      <w:r>
+        <w:rPr>
+          <w:rFonts w:asciiTheme="minorEastAsia" w:hAnsiTheme="minorEastAsia"/>
+          <w:b/>
+          <w:bCs/>
+          <w:sz w:val="24"/>
+        </w:rPr>
+        <w:t>源码路径：</w:t>
+      </w:r>
+      <w:r>
+        <w:rPr>
+          <w:rStyle w:val="aa"/>
+          <w:rFonts w:asciiTheme="minorEastAsia" w:hAnsiTheme="minorEastAsia" w:hint="eastAsia"/>
+          <w:sz w:val="24"/>
+        </w:rPr>
+        <w:t>testModule/</w:t>
+      </w:r>
+      <w:r>
+        <w:rPr>
+          <w:rFonts w:hint="eastAsia"/>
+          <w:sz w:val="24"/>
+        </w:rPr>
+        <w:t xml:space="preserve"> </w:t>
+      </w:r>
+      <w:r>
+        <w:rPr>
+          <w:rStyle w:val="aa"/>
+          <w:rFonts w:asciiTheme="minorEastAsia" w:hAnsiTheme="minorEastAsia"/>
+          <w:color w:val="C00000"/>
+          <w:sz w:val="24"/>
+        </w:rPr>
+        <w:t>module_update_demo</w:t>
+      </w:r>
+      <w:r>
+        <w:rPr>
+          <w:rStyle w:val="aa"/>
+          <w:rFonts w:asciiTheme="minorEastAsia" w:hAnsiTheme="minorEastAsia" w:hint="eastAsia"/>
+          <w:sz w:val="24"/>
+        </w:rPr>
+        <w:t>目录</w:t>
+      </w:r>
+    </w:p>
+    <w:p>
+      <w:pPr>
+        <w:pStyle w:val="a7"/>
+        <w:numPr>
+          <w:ilvl w:val="1"/>
+          <w:numId w:val="10"/>
+        </w:numPr>
+        <w:ind w:firstLineChars="0"/>
+        <w:rPr>
+          <w:rStyle w:val="aa"/>
+          <w:rFonts w:asciiTheme="minorEastAsia" w:hAnsiTheme="minorEastAsia"/>
+          <w:sz w:val="28"/>
+          <w:szCs w:val="28"/>
+        </w:rPr>
+      </w:pPr>
+      <w:r>
+        <w:rPr>
+          <w:rStyle w:val="aa"/>
+          <w:rFonts w:asciiTheme="minorEastAsia" w:hAnsiTheme="minorEastAsia"/>
+          <w:sz w:val="28"/>
+          <w:szCs w:val="28"/>
+        </w:rPr>
+        <w:t>系统文件伪造</w:t>
+      </w:r>
+      <w:r>
+        <w:rPr>
+          <w:rStyle w:val="aa"/>
+          <w:rFonts w:asciiTheme="minorEastAsia" w:hAnsiTheme="minorEastAsia" w:hint="eastAsia"/>
+          <w:sz w:val="28"/>
+          <w:szCs w:val="28"/>
+        </w:rPr>
+        <w:t>演示</w:t>
+      </w:r>
+    </w:p>
+    <w:p>
+      <w:pPr>
+        <w:ind w:left="720" w:firstLine="420"/>
+        <w:rPr>
+          <w:rStyle w:val="aa"/>
+          <w:rFonts w:asciiTheme="minorEastAsia" w:hAnsiTheme="minorEastAsia"/>
+          <w:sz w:val="24"/>
+        </w:rPr>
+      </w:pPr>
+      <w:r>
+        <w:rPr>
+          <w:rFonts w:asciiTheme="minorEastAsia" w:hAnsiTheme="minorEastAsia"/>
+          <w:b/>
+          <w:bCs/>
+          <w:sz w:val="24"/>
+        </w:rPr>
+        <w:t>源码路径：</w:t>
+      </w:r>
+      <w:r>
+        <w:rPr>
+          <w:rStyle w:val="aa"/>
+          <w:rFonts w:asciiTheme="minorEastAsia" w:hAnsiTheme="minorEastAsia" w:hint="eastAsia"/>
+          <w:sz w:val="24"/>
+        </w:rPr>
+        <w:t>t</w:t>
+      </w:r>
+      <w:r>
+        <w:rPr>
+          <w:rStyle w:val="aa"/>
+          <w:rFonts w:asciiTheme="minorEastAsia" w:hAnsiTheme="minorEastAsia" w:hint="eastAsia"/>
+          <w:sz w:val="24"/>
+        </w:rPr>
+        <w:t>estModule/</w:t>
+      </w:r>
+      <w:r>
+        <w:rPr>
+          <w:rFonts w:hint="eastAsia"/>
+          <w:sz w:val="24"/>
+        </w:rPr>
+        <w:t xml:space="preserve"> </w:t>
+      </w:r>
+      <w:r>
+        <w:rPr>
+          <w:rStyle w:val="aa"/>
+          <w:rFonts w:asciiTheme="minorEastAsia" w:hAnsiTheme="minorEastAsia"/>
+          <w:color w:val="C00000"/>
+          <w:sz w:val="24"/>
+        </w:rPr>
+        <w:t>module_fake_system_file</w:t>
+      </w:r>
+      <w:r>
+        <w:rPr>
+          <w:rStyle w:val="aa"/>
+          <w:rFonts w:asciiTheme="minorEastAsia" w:hAnsiTheme="minorEastAsia" w:hint="eastAsia"/>
+          <w:sz w:val="24"/>
+        </w:rPr>
+        <w:t>目</w:t>
+      </w:r>
+      <w:r>
+        <w:rPr>
+          <w:rStyle w:val="aa"/>
+          <w:rFonts w:asciiTheme="minorEastAsia" w:hAnsiTheme="minorEastAsia" w:hint="eastAsia"/>
+          <w:sz w:val="24"/>
+        </w:rPr>
+        <w:t>录</w:t>
       </w:r>
     </w:p>
     <w:p>
@@ -3020,13 +3193,25 @@
     </w:p>
     <w:p>
       <w:pPr>
-        <w:rPr>
-          <w:rStyle w:val="aa"/>
-          <w:rFonts w:asciiTheme="minorEastAsia" w:hAnsiTheme="minorEastAsia" w:hint="eastAsia"/>
-          <w:sz w:val="28"/>
-          <w:szCs w:val="28"/>
-        </w:rPr>
-      </w:pPr>
+        <w:widowControl/>
+        <w:rPr>
+          <w:rFonts w:ascii="微软雅黑" w:eastAsia="微软雅黑" w:hAnsi="微软雅黑" w:hint="eastAsia"/>
+          <w:b/>
+          <w:bCs/>
+          <w:sz w:val="30"/>
+          <w:szCs w:val="30"/>
+        </w:rPr>
+      </w:pPr>
+      <w:r>
+        <w:rPr>
+          <w:rFonts w:ascii="微软雅黑" w:eastAsia="微软雅黑" w:hAnsi="微软雅黑" w:hint="eastAsia"/>
+          <w:b/>
+          <w:bCs/>
+          <w:sz w:val="30"/>
+          <w:szCs w:val="30"/>
+        </w:rPr>
+        <w:br w:type="page"/>
+      </w:r>
     </w:p>
     <w:p>
       <w:pPr>
@@ -3052,29 +3237,8 @@
           <w:sz w:val="30"/>
           <w:szCs w:val="30"/>
         </w:rPr>
-        <w:t>打包一个简单的</w:t>
-      </w:r>
-      <w:proofErr w:type="spellStart"/>
-      <w:r>
-        <w:rPr>
-          <w:rFonts w:ascii="微软雅黑" w:eastAsia="微软雅黑" w:hAnsi="微软雅黑" w:hint="eastAsia"/>
-          <w:b/>
-          <w:bCs/>
-          <w:sz w:val="30"/>
-          <w:szCs w:val="30"/>
-        </w:rPr>
-        <w:t>SKRoot</w:t>
-      </w:r>
-      <w:proofErr w:type="spellEnd"/>
-      <w:r>
-        <w:rPr>
-          <w:rFonts w:ascii="微软雅黑" w:eastAsia="微软雅黑" w:hAnsi="微软雅黑" w:hint="eastAsia"/>
-          <w:b/>
-          <w:bCs/>
-          <w:sz w:val="30"/>
-          <w:szCs w:val="30"/>
-        </w:rPr>
-        <w:t>模块。</w:t>
+        <w:lastRenderedPageBreak/>
+        <w:t>打包一个简单的SKRoot模块。</w:t>
       </w:r>
     </w:p>
     <w:p>
@@ -3119,27 +3283,7 @@
           <w:sz w:val="28"/>
           <w:szCs w:val="28"/>
         </w:rPr>
-        <w:t xml:space="preserve">，即可得到一个 </w:t>
-      </w:r>
-      <w:proofErr w:type="spellStart"/>
-      <w:r>
-        <w:rPr>
-          <w:rStyle w:val="aa"/>
-          <w:rFonts w:asciiTheme="minorEastAsia" w:hAnsiTheme="minorEastAsia"/>
-          <w:sz w:val="28"/>
-          <w:szCs w:val="28"/>
-        </w:rPr>
-        <w:t>SKRoot</w:t>
-      </w:r>
-      <w:proofErr w:type="spellEnd"/>
-      <w:r>
-        <w:rPr>
-          <w:rStyle w:val="aa"/>
-          <w:rFonts w:asciiTheme="minorEastAsia" w:hAnsiTheme="minorEastAsia"/>
-          <w:sz w:val="28"/>
-          <w:szCs w:val="28"/>
-        </w:rPr>
-        <w:t xml:space="preserve"> 模块。</w:t>
+        <w:t>，即可得到一个 SKRoot 模块。</w:t>
       </w:r>
     </w:p>
     <w:p>
@@ -3209,10 +3353,8 @@
           <w:iCs/>
           <w:sz w:val="24"/>
         </w:rPr>
-        <w:lastRenderedPageBreak/>
         <w:t>参考项目：</w:t>
       </w:r>
-      <w:proofErr w:type="spellStart"/>
       <w:r>
         <w:rPr>
           <w:rFonts w:ascii="微软雅黑" w:eastAsia="微软雅黑" w:hAnsi="微软雅黑"/>
@@ -3224,7 +3366,6 @@
         </w:rPr>
         <w:t>module_hello_world</w:t>
       </w:r>
-      <w:proofErr w:type="spellEnd"/>
     </w:p>
     <w:p>
       <w:pPr>
@@ -3272,7 +3413,6 @@
         </w:rPr>
         <w:t>的</w:t>
       </w:r>
-      <w:proofErr w:type="spellStart"/>
       <w:r>
         <w:rPr>
           <w:rFonts w:ascii="微软雅黑" w:eastAsia="微软雅黑" w:hAnsi="微软雅黑" w:hint="eastAsia"/>
@@ -3281,18 +3421,7 @@
           <w:sz w:val="30"/>
           <w:szCs w:val="30"/>
         </w:rPr>
-        <w:t>SKRoot</w:t>
-      </w:r>
-      <w:proofErr w:type="spellEnd"/>
-      <w:r>
-        <w:rPr>
-          <w:rFonts w:ascii="微软雅黑" w:eastAsia="微软雅黑" w:hAnsi="微软雅黑" w:hint="eastAsia"/>
-          <w:b/>
-          <w:bCs/>
-          <w:sz w:val="30"/>
-          <w:szCs w:val="30"/>
-        </w:rPr>
-        <w:t>模块</w:t>
+        <w:t>SKRoot模块</w:t>
       </w:r>
       <w:r>
         <w:rPr>
@@ -3337,47 +3466,7 @@
           <w:sz w:val="28"/>
           <w:szCs w:val="28"/>
         </w:rPr>
-        <w:t>新建</w:t>
-      </w:r>
-      <w:proofErr w:type="spellStart"/>
-      <w:r>
-        <w:rPr>
-          <w:rStyle w:val="aa"/>
-          <w:rFonts w:asciiTheme="minorEastAsia" w:hAnsiTheme="minorEastAsia"/>
-          <w:sz w:val="28"/>
-          <w:szCs w:val="28"/>
-        </w:rPr>
-        <w:t>wwwroot</w:t>
-      </w:r>
-      <w:proofErr w:type="spellEnd"/>
-      <w:r>
-        <w:rPr>
-          <w:rStyle w:val="aa"/>
-          <w:rFonts w:asciiTheme="minorEastAsia" w:hAnsiTheme="minorEastAsia"/>
-          <w:sz w:val="28"/>
-          <w:szCs w:val="28"/>
-        </w:rPr>
-        <w:t>文件夹并在里面放入网页资源文件，首页命名为index.html，然后将</w:t>
-      </w:r>
-      <w:proofErr w:type="spellStart"/>
-      <w:r>
-        <w:rPr>
-          <w:rStyle w:val="aa"/>
-          <w:rFonts w:asciiTheme="minorEastAsia" w:hAnsiTheme="minorEastAsia"/>
-          <w:sz w:val="28"/>
-          <w:szCs w:val="28"/>
-        </w:rPr>
-        <w:t>wwwroot</w:t>
-      </w:r>
-      <w:proofErr w:type="spellEnd"/>
-      <w:r>
-        <w:rPr>
-          <w:rStyle w:val="aa"/>
-          <w:rFonts w:asciiTheme="minorEastAsia" w:hAnsiTheme="minorEastAsia"/>
-          <w:sz w:val="28"/>
-          <w:szCs w:val="28"/>
-        </w:rPr>
-        <w:t>文件夹一起打包进</w:t>
+        <w:t>新建wwwroot文件夹并在里面放入网页资源文件，首页命名为index.html，然后将wwwroot文件夹一起打包进</w:t>
       </w:r>
       <w:r>
         <w:rPr>
@@ -3483,6 +3572,7 @@
           <w:noProof/>
           <w:sz w:val="24"/>
         </w:rPr>
+        <w:lastRenderedPageBreak/>
         <w:drawing>
           <wp:inline distT="0" distB="0" distL="0" distR="0" wp14:anchorId="333F40E7" wp14:editId="1CA9A135">
             <wp:extent cx="4338955" cy="1614805"/>
@@ -3659,6 +3749,53 @@
       <w:pPr>
         <w:ind w:left="420" w:firstLine="300"/>
         <w:rPr>
+          <w:rFonts w:ascii="微软雅黑" w:eastAsia="微软雅黑" w:hAnsi="微软雅黑"/>
+          <w:b/>
+          <w:bCs/>
+          <w:i/>
+          <w:iCs/>
+          <w:sz w:val="24"/>
+        </w:rPr>
+      </w:pPr>
+      <w:r>
+        <w:rPr>
+          <w:rFonts w:ascii="微软雅黑" w:eastAsia="微软雅黑" w:hAnsi="微软雅黑"/>
+          <w:i/>
+          <w:iCs/>
+          <w:sz w:val="24"/>
+        </w:rPr>
+        <w:t>两种实现方法可并存。</w:t>
+      </w:r>
+      <w:r>
+        <w:rPr>
+          <w:rFonts w:ascii="微软雅黑" w:eastAsia="微软雅黑" w:hAnsi="微软雅黑" w:hint="eastAsia"/>
+          <w:i/>
+          <w:iCs/>
+          <w:sz w:val="24"/>
+        </w:rPr>
+        <w:t>参考项目：</w:t>
+      </w:r>
+      <w:r>
+        <w:rPr>
+          <w:rFonts w:hint="eastAsia"/>
+        </w:rPr>
+        <w:t xml:space="preserve"> </w:t>
+      </w:r>
+      <w:r>
+        <w:rPr>
+          <w:rFonts w:ascii="微软雅黑" w:eastAsia="微软雅黑" w:hAnsi="微软雅黑"/>
+          <w:b/>
+          <w:bCs/>
+          <w:i/>
+          <w:iCs/>
+          <w:sz w:val="24"/>
+        </w:rPr>
+        <w:t>module_web_ui_example</w:t>
+      </w:r>
+    </w:p>
+    <w:p>
+      <w:pPr>
+        <w:rPr>
           <w:rFonts w:ascii="微软雅黑" w:eastAsia="微软雅黑" w:hAnsi="微软雅黑" w:hint="eastAsia"/>
           <w:b/>
           <w:bCs/>
@@ -3667,44 +3804,6 @@
           <w:sz w:val="24"/>
         </w:rPr>
       </w:pPr>
-      <w:r>
-        <w:rPr>
-          <w:rFonts w:ascii="微软雅黑" w:eastAsia="微软雅黑" w:hAnsi="微软雅黑"/>
-          <w:i/>
-          <w:iCs/>
-          <w:sz w:val="24"/>
-        </w:rPr>
-        <w:lastRenderedPageBreak/>
-        <w:t>两种实现方法可并存。</w:t>
-      </w:r>
-      <w:r>
-        <w:rPr>
-          <w:rFonts w:ascii="微软雅黑" w:eastAsia="微软雅黑" w:hAnsi="微软雅黑" w:hint="eastAsia"/>
-          <w:i/>
-          <w:iCs/>
-          <w:sz w:val="24"/>
-        </w:rPr>
-        <w:t>参考项目：</w:t>
-      </w:r>
-      <w:r>
-        <w:rPr>
-          <w:rFonts w:hint="eastAsia"/>
-        </w:rPr>
-        <w:t xml:space="preserve"> </w:t>
-      </w:r>
-      <w:proofErr w:type="spellStart"/>
-      <w:r>
-        <w:rPr>
-          <w:rFonts w:ascii="微软雅黑" w:eastAsia="微软雅黑" w:hAnsi="微软雅黑"/>
-          <w:b/>
-          <w:bCs/>
-          <w:i/>
-          <w:iCs/>
-          <w:sz w:val="24"/>
-        </w:rPr>
-        <w:t>module_web_ui_example</w:t>
-      </w:r>
-      <w:proofErr w:type="spellEnd"/>
     </w:p>
     <w:p>
       <w:pPr>
@@ -3750,29 +3849,7 @@
           <w:sz w:val="30"/>
           <w:szCs w:val="30"/>
         </w:rPr>
-        <w:t>文件的</w:t>
-      </w:r>
-      <w:proofErr w:type="spellStart"/>
-      <w:r>
-        <w:rPr>
-          <w:rFonts w:ascii="微软雅黑" w:eastAsia="微软雅黑" w:hAnsi="微软雅黑" w:hint="eastAsia"/>
-          <w:b/>
-          <w:bCs/>
-          <w:sz w:val="30"/>
-          <w:szCs w:val="30"/>
-        </w:rPr>
-        <w:t>SKRoot</w:t>
-      </w:r>
-      <w:proofErr w:type="spellEnd"/>
-      <w:r>
-        <w:rPr>
-          <w:rFonts w:ascii="微软雅黑" w:eastAsia="微软雅黑" w:hAnsi="微软雅黑" w:hint="eastAsia"/>
-          <w:b/>
-          <w:bCs/>
-          <w:sz w:val="30"/>
-          <w:szCs w:val="30"/>
-        </w:rPr>
-        <w:t>模块</w:t>
+        <w:t>文件的SKRoot模块</w:t>
       </w:r>
       <w:r>
         <w:rPr>
@@ -3865,6 +3942,7 @@
           <w:noProof/>
           <w:sz w:val="24"/>
         </w:rPr>
+        <w:lastRenderedPageBreak/>
         <w:drawing>
           <wp:inline distT="0" distB="0" distL="0" distR="0" wp14:anchorId="554F2925" wp14:editId="58EA525F">
             <wp:extent cx="4081780" cy="2124075"/>
@@ -3946,9 +4024,17 @@
           <w:sz w:val="28"/>
           <w:szCs w:val="28"/>
         </w:rPr>
-        <w:t>入口</w:t>
-      </w:r>
-      <w:proofErr w:type="spellStart"/>
+        <w:t>入口skroot_module_main处</w:t>
+      </w:r>
+      <w:r>
+        <w:rPr>
+          <w:rStyle w:val="aa"/>
+          <w:rFonts w:asciiTheme="minorEastAsia" w:hAnsiTheme="minorEastAsia"/>
+          <w:sz w:val="28"/>
+          <w:szCs w:val="28"/>
+        </w:rPr>
+        <w:t>使用module_private_dir</w:t>
+      </w:r>
       <w:r>
         <w:rPr>
           <w:rStyle w:val="aa"/>
@@ -3956,38 +4042,8 @@
           <w:sz w:val="28"/>
           <w:szCs w:val="28"/>
         </w:rPr>
-        <w:t>skroot_module_main</w:t>
-      </w:r>
-      <w:proofErr w:type="spellEnd"/>
-      <w:r>
-        <w:rPr>
-          <w:rStyle w:val="aa"/>
-          <w:rFonts w:asciiTheme="minorEastAsia" w:hAnsiTheme="minorEastAsia" w:hint="eastAsia"/>
-          <w:sz w:val="28"/>
-          <w:szCs w:val="28"/>
-        </w:rPr>
-        <w:t>处</w:t>
-      </w:r>
-      <w:r>
-        <w:rPr>
-          <w:rStyle w:val="aa"/>
-          <w:rFonts w:asciiTheme="minorEastAsia" w:hAnsiTheme="minorEastAsia"/>
-          <w:sz w:val="28"/>
-          <w:szCs w:val="28"/>
-        </w:rPr>
-        <w:t>使用</w:t>
-      </w:r>
-      <w:proofErr w:type="spellStart"/>
-      <w:r>
-        <w:rPr>
-          <w:rStyle w:val="aa"/>
-          <w:rFonts w:asciiTheme="minorEastAsia" w:hAnsiTheme="minorEastAsia"/>
-          <w:sz w:val="28"/>
-          <w:szCs w:val="28"/>
-        </w:rPr>
-        <w:t>module_private_dir</w:t>
-      </w:r>
-      <w:proofErr w:type="spellEnd"/>
+        <w:t>变量</w:t>
+      </w:r>
       <w:r>
         <w:rPr>
           <w:rStyle w:val="aa"/>
@@ -5366,6 +5422,119 @@
     </w:lvl>
   </w:abstractNum>
   <w:abstractNum w:abstractNumId="11" w15:restartNumberingAfterBreak="0">
+    <w:nsid w:val="66A7510A"/>
+    <w:multiLevelType w:val="multilevel"/>
+    <w:tmpl w:val="63CAD05A"/>
+    <w:lvl w:ilvl="0">
+      <w:start w:val="5"/>
+      <w:numFmt w:val="decimal"/>
+      <w:lvlText w:val="%1"/>
+      <w:lvlJc w:val="left"/>
+      <w:pPr>
+        <w:ind w:left="383" w:hanging="383"/>
+      </w:pPr>
+      <w:rPr>
+        <w:rFonts w:hint="default"/>
+      </w:rPr>
+    </w:lvl>
+    <w:lvl w:ilvl="1">
+      <w:start w:val="4"/>
+      <w:numFmt w:val="decimal"/>
+      <w:lvlText w:val="%1.%2"/>
+      <w:lvlJc w:val="left"/>
+      <w:pPr>
+        <w:ind w:left="1140" w:hanging="720"/>
+      </w:pPr>
+      <w:rPr>
+        <w:rFonts w:hint="default"/>
+      </w:rPr>
+    </w:lvl>
+    <w:lvl w:ilvl="2">
+      <w:start w:val="1"/>
+      <w:numFmt w:val="decimal"/>
+      <w:lvlText w:val="%1.%2.%3"/>
+      <w:lvlJc w:val="left"/>
+      <w:pPr>
+        <w:ind w:left="1560" w:hanging="720"/>
+      </w:pPr>
+      <w:rPr>
+        <w:rFonts w:hint="default"/>
+      </w:rPr>
+    </w:lvl>
+    <w:lvl w:ilvl="3">
+      <w:start w:val="1"/>
+      <w:numFmt w:val="decimal"/>
+      <w:lvlText w:val="%1.%2.%3.%4"/>
+      <w:lvlJc w:val="left"/>
+      <w:pPr>
+        <w:ind w:left="2340" w:hanging="1080"/>
+      </w:pPr>
+      <w:rPr>
+        <w:rFonts w:hint="default"/>
+      </w:rPr>
+    </w:lvl>
+    <w:lvl w:ilvl="4">
+      <w:start w:val="1"/>
+      <w:numFmt w:val="decimal"/>
+      <w:lvlText w:val="%1.%2.%3.%4.%5"/>
+      <w:lvlJc w:val="left"/>
+      <w:pPr>
+        <w:ind w:left="3120" w:hanging="1440"/>
+      </w:pPr>
+      <w:rPr>
+        <w:rFonts w:hint="default"/>
+      </w:rPr>
+    </w:lvl>
+    <w:lvl w:ilvl="5">
+      <w:start w:val="1"/>
+      <w:numFmt w:val="decimal"/>
+      <w:lvlText w:val="%1.%2.%3.%4.%5.%6"/>
+      <w:lvlJc w:val="left"/>
+      <w:pPr>
+        <w:ind w:left="3540" w:hanging="1440"/>
+      </w:pPr>
+      <w:rPr>
+        <w:rFonts w:hint="default"/>
+      </w:rPr>
+    </w:lvl>
+    <w:lvl w:ilvl="6">
+      <w:start w:val="1"/>
+      <w:numFmt w:val="decimal"/>
+      <w:lvlText w:val="%1.%2.%3.%4.%5.%6.%7"/>
+      <w:lvlJc w:val="left"/>
+      <w:pPr>
+        <w:ind w:left="4320" w:hanging="1800"/>
+      </w:pPr>
+      <w:rPr>
+        <w:rFonts w:hint="default"/>
+      </w:rPr>
+    </w:lvl>
+    <w:lvl w:ilvl="7">
+      <w:start w:val="1"/>
+      <w:numFmt w:val="decimal"/>
+      <w:lvlText w:val="%1.%2.%3.%4.%5.%6.%7.%8"/>
+      <w:lvlJc w:val="left"/>
+      <w:pPr>
+        <w:ind w:left="4740" w:hanging="1800"/>
+      </w:pPr>
+      <w:rPr>
+        <w:rFonts w:hint="default"/>
+      </w:rPr>
+    </w:lvl>
+    <w:lvl w:ilvl="8">
+      <w:start w:val="1"/>
+      <w:numFmt w:val="decimal"/>
+      <w:lvlText w:val="%1.%2.%3.%4.%5.%6.%7.%8.%9"/>
+      <w:lvlJc w:val="left"/>
+      <w:pPr>
+        <w:ind w:left="5520" w:hanging="2160"/>
+      </w:pPr>
+      <w:rPr>
+        <w:rFonts w:hint="default"/>
+      </w:rPr>
+    </w:lvl>
+  </w:abstractNum>
+  <w:abstractNum w:abstractNumId="12" w15:restartNumberingAfterBreak="0">
     <w:nsid w:val="67AA429C"/>
     <w:multiLevelType w:val="multilevel"/>
     <w:tmpl w:val="831092BE"/>
@@ -5479,7 +5648,7 @@
       </w:rPr>
     </w:lvl>
   </w:abstractNum>
-  <w:abstractNum w:abstractNumId="12" w15:restartNumberingAfterBreak="0">
+  <w:abstractNum w:abstractNumId="13" w15:restartNumberingAfterBreak="0">
     <w:nsid w:val="68961CB2"/>
     <w:multiLevelType w:val="multilevel"/>
     <w:tmpl w:val="19BA4C6E"/>
@@ -5592,7 +5761,7 @@
       </w:rPr>
     </w:lvl>
   </w:abstractNum>
-  <w:abstractNum w:abstractNumId="13" w15:restartNumberingAfterBreak="0">
+  <w:abstractNum w:abstractNumId="14" w15:restartNumberingAfterBreak="0">
     <w:nsid w:val="7647544C"/>
     <w:multiLevelType w:val="multilevel"/>
     <w:tmpl w:val="4CD8694C"/>
@@ -5705,7 +5874,7 @@
       </w:rPr>
     </w:lvl>
   </w:abstractNum>
-  <w:abstractNum w:abstractNumId="14" w15:restartNumberingAfterBreak="0">
+  <w:abstractNum w:abstractNumId="15" w15:restartNumberingAfterBreak="0">
     <w:nsid w:val="77B36607"/>
     <w:multiLevelType w:val="hybridMultilevel"/>
     <w:tmpl w:val="FED28082"/>
@@ -5799,7 +5968,7 @@
     <w:abstractNumId w:val="3"/>
   </w:num>
   <w:num w:numId="2" w16cid:durableId="277224327">
-    <w:abstractNumId w:val="14"/>
+    <w:abstractNumId w:val="15"/>
   </w:num>
   <w:num w:numId="3" w16cid:durableId="1372920547">
     <w:abstractNumId w:val="9"/>
@@ -5820,10 +5989,10 @@
     <w:abstractNumId w:val="1"/>
   </w:num>
   <w:num w:numId="9" w16cid:durableId="1392003101">
-    <w:abstractNumId w:val="12"/>
+    <w:abstractNumId w:val="13"/>
   </w:num>
   <w:num w:numId="10" w16cid:durableId="235629336">
-    <w:abstractNumId w:val="11"/>
+    <w:abstractNumId w:val="12"/>
   </w:num>
   <w:num w:numId="11" w16cid:durableId="1429234284">
     <w:abstractNumId w:val="7"/>
@@ -5835,10 +6004,13 @@
     <w:abstractNumId w:val="8"/>
   </w:num>
   <w:num w:numId="14" w16cid:durableId="320818179">
-    <w:abstractNumId w:val="13"/>
+    <w:abstractNumId w:val="14"/>
   </w:num>
   <w:num w:numId="15" w16cid:durableId="1916283268">
     <w:abstractNumId w:val="4"/>
+  </w:num>
+  <w:num w:numId="16" w16cid:durableId="1378092792">
+    <w:abstractNumId w:val="11"/>
   </w:num>
 </w:numbering>
 </file>
@@ -6319,7 +6491,6 @@
   <w:style w:type="character" w:default="1" w:styleId="a0">
     <w:name w:val="Default Paragraph Font"/>
     <w:uiPriority w:val="1"/>
-    <w:semiHidden/>
     <w:unhideWhenUsed/>
   </w:style>
   <w:style w:type="table" w:default="1" w:styleId="a1">

--- a/Pro(众测开放中)/src/testModule/SKRoot模开发指南.docx
+++ b/Pro(众测开放中)/src/testModule/SKRoot模开发指南.docx
@@ -2319,6 +2319,7 @@
               <w:ind w:firstLine="480"/>
               <w:rPr>
                 <w:rStyle w:val="aa"/>
+                <w:rFonts w:hint="eastAsia"/>
                 <w:sz w:val="24"/>
                 <w:szCs w:val="28"/>
               </w:rPr>
@@ -2398,6 +2399,7 @@
           <w:p>
             <w:pPr>
               <w:pStyle w:val="a7"/>
+              <w:spacing w:after="0" w:line="240" w:lineRule="auto"/>
               <w:ind w:firstLine="480"/>
               <w:rPr>
                 <w:rStyle w:val="aa"/>
@@ -2413,6 +2415,34 @@
                 <w:szCs w:val="28"/>
               </w:rPr>
               <w:t>vm_area_struct.h</w:t>
+            </w:r>
+          </w:p>
+          <w:p>
+            <w:pPr>
+              <w:pStyle w:val="a7"/>
+              <w:ind w:firstLine="480"/>
+              <w:rPr>
+                <w:rStyle w:val="aa"/>
+                <w:rFonts w:hint="eastAsia"/>
+                <w:sz w:val="24"/>
+                <w:szCs w:val="28"/>
+              </w:rPr>
+            </w:pPr>
+            <w:r>
+              <w:rPr>
+                <w:rStyle w:val="aa"/>
+                <w:sz w:val="24"/>
+                <w:szCs w:val="28"/>
+              </w:rPr>
+              <w:t>kstat</w:t>
+            </w:r>
+            <w:r>
+              <w:rPr>
+                <w:rStyle w:val="aa"/>
+                <w:sz w:val="24"/>
+                <w:szCs w:val="28"/>
+              </w:rPr>
+              <w:t>.h</w:t>
             </w:r>
           </w:p>
         </w:tc>
@@ -2421,7 +2451,7 @@
     <w:p>
       <w:pPr>
         <w:rPr>
-          <w:rFonts w:ascii="微软雅黑" w:eastAsia="微软雅黑" w:hAnsi="微软雅黑"/>
+          <w:rFonts w:ascii="微软雅黑" w:eastAsia="微软雅黑" w:hAnsi="微软雅黑" w:hint="eastAsia"/>
           <w:i/>
           <w:iCs/>
           <w:sz w:val="24"/>
@@ -2683,7 +2713,7 @@
         </w:numPr>
         <w:ind w:firstLineChars="0"/>
         <w:rPr>
-          <w:rFonts w:asciiTheme="minorEastAsia" w:hAnsiTheme="minorEastAsia"/>
+          <w:rFonts w:asciiTheme="minorEastAsia" w:hAnsiTheme="minorEastAsia" w:hint="eastAsia"/>
           <w:b/>
           <w:bCs/>
           <w:sz w:val="28"/>
@@ -2751,7 +2781,7 @@
         <w:ind w:firstLineChars="0"/>
         <w:rPr>
           <w:rStyle w:val="aa"/>
-          <w:rFonts w:asciiTheme="minorEastAsia" w:hAnsiTheme="minorEastAsia"/>
+          <w:rFonts w:asciiTheme="minorEastAsia" w:hAnsiTheme="minorEastAsia" w:hint="eastAsia"/>
           <w:sz w:val="28"/>
           <w:szCs w:val="28"/>
         </w:rPr>
@@ -2780,7 +2810,7 @@
         <w:ind w:left="720" w:firstLine="420"/>
         <w:rPr>
           <w:rStyle w:val="aa"/>
-          <w:rFonts w:asciiTheme="minorEastAsia" w:hAnsiTheme="minorEastAsia"/>
+          <w:rFonts w:asciiTheme="minorEastAsia" w:hAnsiTheme="minorEastAsia" w:hint="eastAsia"/>
           <w:sz w:val="24"/>
         </w:rPr>
       </w:pPr>
@@ -2829,7 +2859,7 @@
         <w:ind w:firstLineChars="0"/>
         <w:rPr>
           <w:rStyle w:val="aa"/>
-          <w:rFonts w:asciiTheme="minorEastAsia" w:hAnsiTheme="minorEastAsia"/>
+          <w:rFonts w:asciiTheme="minorEastAsia" w:hAnsiTheme="minorEastAsia" w:hint="eastAsia"/>
           <w:sz w:val="28"/>
           <w:szCs w:val="28"/>
         </w:rPr>
@@ -2878,7 +2908,7 @@
         <w:ind w:left="720" w:firstLine="420"/>
         <w:rPr>
           <w:rStyle w:val="aa"/>
-          <w:rFonts w:asciiTheme="minorEastAsia" w:hAnsiTheme="minorEastAsia"/>
+          <w:rFonts w:asciiTheme="minorEastAsia" w:hAnsiTheme="minorEastAsia" w:hint="eastAsia"/>
           <w:sz w:val="24"/>
         </w:rPr>
       </w:pPr>
@@ -2934,7 +2964,7 @@
         <w:ind w:firstLineChars="0"/>
         <w:rPr>
           <w:rStyle w:val="aa"/>
-          <w:rFonts w:asciiTheme="minorEastAsia" w:hAnsiTheme="minorEastAsia"/>
+          <w:rFonts w:asciiTheme="minorEastAsia" w:hAnsiTheme="minorEastAsia" w:hint="eastAsia"/>
           <w:sz w:val="28"/>
           <w:szCs w:val="28"/>
         </w:rPr>
@@ -2963,7 +2993,7 @@
         <w:ind w:left="720" w:firstLine="420"/>
         <w:rPr>
           <w:rStyle w:val="aa"/>
-          <w:rFonts w:asciiTheme="minorEastAsia" w:hAnsiTheme="minorEastAsia"/>
+          <w:rFonts w:asciiTheme="minorEastAsia" w:hAnsiTheme="minorEastAsia" w:hint="eastAsia"/>
           <w:sz w:val="24"/>
         </w:rPr>
       </w:pPr>
@@ -3019,7 +3049,7 @@
         <w:ind w:firstLineChars="0"/>
         <w:rPr>
           <w:rStyle w:val="aa"/>
-          <w:rFonts w:asciiTheme="minorEastAsia" w:hAnsiTheme="minorEastAsia"/>
+          <w:rFonts w:asciiTheme="minorEastAsia" w:hAnsiTheme="minorEastAsia" w:hint="eastAsia"/>
           <w:sz w:val="28"/>
           <w:szCs w:val="28"/>
         </w:rPr>
@@ -3048,7 +3078,7 @@
         <w:ind w:left="720" w:firstLine="420"/>
         <w:rPr>
           <w:rStyle w:val="aa"/>
-          <w:rFonts w:asciiTheme="minorEastAsia" w:hAnsiTheme="minorEastAsia"/>
+          <w:rFonts w:asciiTheme="minorEastAsia" w:hAnsiTheme="minorEastAsia" w:hint="eastAsia"/>
           <w:sz w:val="24"/>
         </w:rPr>
       </w:pPr>
@@ -3099,15 +3129,7 @@
           <w:rFonts w:asciiTheme="minorEastAsia" w:hAnsiTheme="minorEastAsia" w:hint="eastAsia"/>
           <w:sz w:val="24"/>
         </w:rPr>
-        <w:t>目</w:t>
-      </w:r>
-      <w:r>
-        <w:rPr>
-          <w:rStyle w:val="aa"/>
-          <w:rFonts w:asciiTheme="minorEastAsia" w:hAnsiTheme="minorEastAsia" w:hint="eastAsia"/>
-          <w:sz w:val="24"/>
-        </w:rPr>
-        <w:t>录</w:t>
+        <w:t>目录</w:t>
       </w:r>
     </w:p>
     <w:p>
@@ -3749,7 +3771,7 @@
       <w:pPr>
         <w:ind w:left="420" w:firstLine="300"/>
         <w:rPr>
-          <w:rFonts w:ascii="微软雅黑" w:eastAsia="微软雅黑" w:hAnsi="微软雅黑"/>
+          <w:rFonts w:ascii="微软雅黑" w:eastAsia="微软雅黑" w:hAnsi="微软雅黑" w:hint="eastAsia"/>
           <w:b/>
           <w:bCs/>
           <w:i/>
@@ -6491,6 +6513,7 @@
   <w:style w:type="character" w:default="1" w:styleId="a0">
     <w:name w:val="Default Paragraph Font"/>
     <w:uiPriority w:val="1"/>
+    <w:semiHidden/>
     <w:unhideWhenUsed/>
   </w:style>
   <w:style w:type="table" w:default="1" w:styleId="a1">
